--- a/Word/Дубровский_16_.docx
+++ b/Word/Дубровский_16_.docx
@@ -7,31 +7,232 @@
         <w:spacing w:line="240" w:lineRule="auto"/>
         <w:ind w:firstLine="709"/>
         <w:rPr>
+          <w:rFonts w:ascii="Times New Roman" w:hAnsi="Times New Roman"/>
+          <w:sz w:val="28"/>
+          <w:szCs w:val="28"/>
+        </w:rPr>
+      </w:pPr>
+      <w:bookmarkStart w:id="0" w:name="_GoBack"/>
+      <w:bookmarkEnd w:id="0"/>
+      <w:r>
+        <w:rPr>
           <w:rFonts w:hint="default" w:ascii="Times New Roman" w:hAnsi="Times New Roman"/>
           <w:b/>
           <w:sz w:val="32"/>
           <w:szCs w:val="32"/>
           <w:lang w:val="ru-RU"/>
         </w:rPr>
+        <w:t>16 РАЗВЕРТЫВАНИЕ ПРИЛОЖЕНИЯ</w:t>
+      </w:r>
+    </w:p>
+    <w:p>
+      <w:pPr>
+        <w:spacing w:line="240" w:lineRule="auto"/>
+        <w:ind w:firstLine="709"/>
+        <w:rPr>
+          <w:rFonts w:hint="default" w:ascii="Times New Roman" w:hAnsi="Times New Roman"/>
+          <w:sz w:val="28"/>
+          <w:szCs w:val="28"/>
+          <w:lang w:val="ru-RU"/>
+        </w:rPr>
       </w:pPr>
       <w:r>
         <w:rPr>
-          <w:rFonts w:ascii="Times New Roman" w:hAnsi="Times New Roman"/>
-          <w:b/>
-          <w:sz w:val="32"/>
-          <w:szCs w:val="32"/>
-        </w:rPr>
-        <w:t xml:space="preserve">16 </w:t>
+          <w:rFonts w:hint="default" w:ascii="Times New Roman" w:hAnsi="Times New Roman"/>
+          <w:sz w:val="28"/>
+          <w:szCs w:val="28"/>
+          <w:lang w:val="ru-RU"/>
+        </w:rPr>
+        <w:t>Задания:</w:t>
       </w:r>
+    </w:p>
+    <w:p>
+      <w:pPr>
+        <w:spacing w:line="240" w:lineRule="auto"/>
+        <w:ind w:firstLine="709"/>
+        <w:rPr>
+          <w:rFonts w:hint="default" w:ascii="Times New Roman" w:hAnsi="Times New Roman"/>
+          <w:sz w:val="28"/>
+          <w:szCs w:val="28"/>
+          <w:lang w:val="ru-RU"/>
+        </w:rPr>
+      </w:pPr>
       <w:r>
         <w:rPr>
           <w:rFonts w:hint="default" w:ascii="Times New Roman" w:hAnsi="Times New Roman"/>
-          <w:b/>
-          <w:sz w:val="32"/>
-          <w:szCs w:val="32"/>
+          <w:sz w:val="28"/>
+          <w:szCs w:val="28"/>
           <w:lang w:val="ru-RU"/>
         </w:rPr>
-        <w:t>МНОГОПОЛЬЗОВАТЕЛЬСКОЕ ПРИЛОЖЕНИЕ</w:t>
+        <w:t>Задание 1. Выполнить развертывание WPF приложения, разработанного в</w:t>
+      </w:r>
+    </w:p>
+    <w:p>
+      <w:pPr>
+        <w:spacing w:line="240" w:lineRule="auto"/>
+        <w:ind w:firstLine="709"/>
+        <w:rPr>
+          <w:rFonts w:hint="default" w:ascii="Times New Roman" w:hAnsi="Times New Roman"/>
+          <w:sz w:val="28"/>
+          <w:szCs w:val="28"/>
+          <w:lang w:val="ru-RU"/>
+        </w:rPr>
+      </w:pPr>
+      <w:r>
+        <w:rPr>
+          <w:rFonts w:hint="default" w:ascii="Times New Roman" w:hAnsi="Times New Roman"/>
+          <w:sz w:val="28"/>
+          <w:szCs w:val="28"/>
+          <w:lang w:val="ru-RU"/>
+        </w:rPr>
+        <w:t>рамках практики по программированию, двумя способами:</w:t>
+      </w:r>
+    </w:p>
+    <w:p>
+      <w:pPr>
+        <w:spacing w:line="240" w:lineRule="auto"/>
+        <w:ind w:firstLine="709"/>
+        <w:rPr>
+          <w:rFonts w:hint="default" w:ascii="Times New Roman" w:hAnsi="Times New Roman"/>
+          <w:sz w:val="28"/>
+          <w:szCs w:val="28"/>
+          <w:lang w:val="ru-RU"/>
+        </w:rPr>
+      </w:pPr>
+      <w:r>
+        <w:rPr>
+          <w:rFonts w:hint="default" w:ascii="Times New Roman" w:hAnsi="Times New Roman"/>
+          <w:sz w:val="28"/>
+          <w:szCs w:val="28"/>
+          <w:lang w:val="ru-RU"/>
+        </w:rPr>
+        <w:t>1. С помощью возможностей Visual Studio 2022;</w:t>
+      </w:r>
+    </w:p>
+    <w:p>
+      <w:pPr>
+        <w:spacing w:line="240" w:lineRule="auto"/>
+        <w:ind w:firstLine="709"/>
+        <w:rPr>
+          <w:rFonts w:hint="default" w:ascii="Times New Roman" w:hAnsi="Times New Roman"/>
+          <w:sz w:val="28"/>
+          <w:szCs w:val="28"/>
+          <w:lang w:val="ru-RU"/>
+        </w:rPr>
+      </w:pPr>
+      <w:r>
+        <w:rPr>
+          <w:rFonts w:hint="default" w:ascii="Times New Roman" w:hAnsi="Times New Roman"/>
+          <w:sz w:val="28"/>
+          <w:szCs w:val="28"/>
+          <w:lang w:val="ru-RU"/>
+        </w:rPr>
+        <w:t>2. С помощью InnoSetup</w:t>
+      </w:r>
+    </w:p>
+    <w:p>
+      <w:pPr>
+        <w:spacing w:line="240" w:lineRule="auto"/>
+        <w:ind w:firstLine="709"/>
+        <w:rPr>
+          <w:rFonts w:hint="default" w:ascii="Times New Roman" w:hAnsi="Times New Roman"/>
+          <w:sz w:val="28"/>
+          <w:szCs w:val="28"/>
+          <w:lang w:val="ru-RU"/>
+        </w:rPr>
+      </w:pPr>
+      <w:r>
+        <w:rPr>
+          <w:rFonts w:hint="default" w:ascii="Times New Roman" w:hAnsi="Times New Roman"/>
+          <w:sz w:val="28"/>
+          <w:szCs w:val="28"/>
+          <w:lang w:val="ru-RU"/>
+        </w:rPr>
+        <w:t>Задание 2. выполнить развертывание ASP.NET приложения, разработанного</w:t>
+      </w:r>
+    </w:p>
+    <w:p>
+      <w:pPr>
+        <w:spacing w:line="240" w:lineRule="auto"/>
+        <w:ind w:firstLine="709"/>
+        <w:rPr>
+          <w:rFonts w:hint="default" w:ascii="Times New Roman" w:hAnsi="Times New Roman"/>
+          <w:sz w:val="28"/>
+          <w:szCs w:val="28"/>
+          <w:lang w:val="ru-RU"/>
+        </w:rPr>
+      </w:pPr>
+      <w:r>
+        <w:rPr>
+          <w:rFonts w:hint="default" w:ascii="Times New Roman" w:hAnsi="Times New Roman"/>
+          <w:sz w:val="28"/>
+          <w:szCs w:val="28"/>
+          <w:lang w:val="ru-RU"/>
+        </w:rPr>
+        <w:t>в рамках практики по программированию, двумя способами:</w:t>
+      </w:r>
+    </w:p>
+    <w:p>
+      <w:pPr>
+        <w:spacing w:line="240" w:lineRule="auto"/>
+        <w:ind w:firstLine="709"/>
+        <w:rPr>
+          <w:rFonts w:hint="default" w:ascii="Times New Roman" w:hAnsi="Times New Roman"/>
+          <w:sz w:val="28"/>
+          <w:szCs w:val="28"/>
+          <w:lang w:val="ru-RU"/>
+        </w:rPr>
+      </w:pPr>
+      <w:r>
+        <w:rPr>
+          <w:rFonts w:hint="default" w:ascii="Times New Roman" w:hAnsi="Times New Roman"/>
+          <w:sz w:val="28"/>
+          <w:szCs w:val="28"/>
+          <w:lang w:val="ru-RU"/>
+        </w:rPr>
+        <w:t>1. С помощью MS IIS или OpenServer на выбор. (Удобнее OpenServer)</w:t>
+      </w:r>
+    </w:p>
+    <w:p>
+      <w:pPr>
+        <w:spacing w:line="240" w:lineRule="auto"/>
+        <w:ind w:firstLine="709"/>
+        <w:rPr>
+          <w:rFonts w:hint="default" w:ascii="Times New Roman" w:hAnsi="Times New Roman"/>
+          <w:sz w:val="28"/>
+          <w:szCs w:val="28"/>
+          <w:lang w:val="ru-RU"/>
+        </w:rPr>
+      </w:pPr>
+      <w:r>
+        <w:rPr>
+          <w:rFonts w:hint="default" w:ascii="Times New Roman" w:hAnsi="Times New Roman"/>
+          <w:sz w:val="28"/>
+          <w:szCs w:val="28"/>
+          <w:lang w:val="ru-RU"/>
+        </w:rPr>
+        <w:t>2. С помощью сервиса Render.com (бесплатно для личного</w:t>
+      </w:r>
+    </w:p>
+    <w:p>
+      <w:pPr>
+        <w:spacing w:line="240" w:lineRule="auto"/>
+        <w:ind w:firstLine="709"/>
+        <w:rPr>
+          <w:rFonts w:hint="default" w:ascii="Times New Roman" w:hAnsi="Times New Roman"/>
+          <w:sz w:val="28"/>
+          <w:szCs w:val="28"/>
+          <w:lang w:val="ru-RU"/>
+        </w:rPr>
+      </w:pPr>
+      <w:r>
+        <w:rPr>
+          <w:rFonts w:hint="default" w:ascii="Times New Roman" w:hAnsi="Times New Roman"/>
+          <w:sz w:val="28"/>
+          <w:szCs w:val="28"/>
+          <w:lang w:val="ru-RU"/>
+        </w:rPr>
+        <w:t>использования)</w:t>
       </w:r>
     </w:p>
     <w:p>
@@ -50,81 +251,7 @@
           <w:sz w:val="28"/>
           <w:szCs w:val="28"/>
         </w:rPr>
-        <w:t>Задание. Ввести числа в файл. Найти максимум и посчитать количество</w:t>
-      </w:r>
-    </w:p>
-    <w:p>
-      <w:pPr>
-        <w:spacing w:after="0" w:line="240" w:lineRule="auto"/>
-        <w:rPr>
-          <w:rFonts w:ascii="Times New Roman" w:hAnsi="Times New Roman"/>
-          <w:sz w:val="28"/>
-          <w:szCs w:val="28"/>
-        </w:rPr>
-      </w:pPr>
-      <w:r>
-        <w:rPr>
-          <w:rFonts w:ascii="Times New Roman" w:hAnsi="Times New Roman"/>
-          <w:sz w:val="28"/>
-          <w:szCs w:val="28"/>
-        </w:rPr>
-        <w:t>отрицательных элементов в файле.</w:t>
-      </w:r>
-    </w:p>
-    <w:p>
-      <w:pPr>
-        <w:spacing w:after="0" w:line="240" w:lineRule="auto"/>
-        <w:rPr>
-          <w:rFonts w:ascii="Times New Roman" w:hAnsi="Times New Roman"/>
-          <w:sz w:val="28"/>
-          <w:szCs w:val="28"/>
-        </w:rPr>
-      </w:pPr>
-    </w:p>
-    <w:p>
-      <w:pPr>
-        <w:spacing w:after="0" w:line="240" w:lineRule="auto"/>
-        <w:ind w:firstLine="567"/>
-        <w:rPr>
-          <w:rFonts w:ascii="Times New Roman" w:hAnsi="Times New Roman"/>
-          <w:sz w:val="28"/>
-          <w:szCs w:val="28"/>
-          <w:lang w:val="en-US"/>
-        </w:rPr>
-      </w:pPr>
-      <w:r>
-        <w:rPr>
-          <w:rFonts w:ascii="Times New Roman" w:hAnsi="Times New Roman"/>
-          <w:sz w:val="28"/>
-          <w:szCs w:val="28"/>
-        </w:rPr>
-        <w:t>Листинг</w:t>
-      </w:r>
-      <w:r>
-        <w:rPr>
-          <w:rFonts w:ascii="Times New Roman" w:hAnsi="Times New Roman"/>
-          <w:sz w:val="28"/>
-          <w:szCs w:val="28"/>
-          <w:lang w:val="en-US"/>
-        </w:rPr>
-        <w:t xml:space="preserve"> </w:t>
-      </w:r>
-      <w:r>
-        <w:rPr>
-          <w:rFonts w:ascii="Times New Roman" w:hAnsi="Times New Roman"/>
-          <w:sz w:val="28"/>
-          <w:szCs w:val="28"/>
-        </w:rPr>
-        <w:t>программы</w:t>
-      </w:r>
-      <w:r>
-        <w:rPr>
-          <w:rFonts w:ascii="Times New Roman" w:hAnsi="Times New Roman"/>
-          <w:sz w:val="28"/>
-          <w:szCs w:val="28"/>
-          <w:lang w:val="en-US"/>
-        </w:rPr>
-        <w:t xml:space="preserve">: </w:t>
+        <w:t xml:space="preserve">Листинг программы: </w:t>
       </w:r>
     </w:p>
     <w:p>
@@ -159,7 +286,7 @@
           <w:sz w:val="28"/>
           <w:szCs w:val="28"/>
         </w:rPr>
-        <w:t>using System;</w:t>
+        <w:t>using Microsoft.EntityFrameworkCore;</w:t>
       </w:r>
     </w:p>
     <w:p>
@@ -194,7 +321,7 @@
           <w:sz w:val="28"/>
           <w:szCs w:val="28"/>
         </w:rPr>
-        <w:t>using System.Windows;</w:t>
+        <w:t>using z1.Data;</w:t>
       </w:r>
     </w:p>
     <w:p>
@@ -229,7 +356,7 @@
           <w:sz w:val="28"/>
           <w:szCs w:val="28"/>
         </w:rPr>
-        <w:t>using z1.ViewModels;</w:t>
+        <w:t>using z1.Models;</w:t>
       </w:r>
     </w:p>
     <w:p>
@@ -290,7 +417,260 @@
           <w:sz w:val="28"/>
           <w:szCs w:val="28"/>
         </w:rPr>
-        <w:t>namespace z1.Views</w:t>
+        <w:t>var builder = WebApplication.CreateBuilder(args);</w:t>
+      </w:r>
+    </w:p>
+    <w:p>
+      <w:pPr>
+        <w:keepNext w:val="0"/>
+        <w:keepLines w:val="0"/>
+        <w:pageBreakBefore w:val="0"/>
+        <w:widowControl/>
+        <w:kinsoku/>
+        <w:wordWrap/>
+        <w:overflowPunct/>
+        <w:topLinePunct w:val="0"/>
+        <w:autoSpaceDE w:val="0"/>
+        <w:autoSpaceDN w:val="0"/>
+        <w:bidi w:val="0"/>
+        <w:adjustRightInd w:val="0"/>
+        <w:snapToGrid/>
+        <w:spacing w:after="0" w:line="240" w:lineRule="auto"/>
+        <w:ind w:firstLine="350" w:firstLineChars="125"/>
+        <w:textAlignment w:val="auto"/>
+        <w:rPr>
+          <w:rFonts w:hint="default" w:ascii="Times New Roman" w:hAnsi="Times New Roman" w:cs="Times New Roman"/>
+          <w:color w:val="262626"/>
+          <w:sz w:val="28"/>
+          <w:szCs w:val="28"/>
+        </w:rPr>
+      </w:pPr>
+    </w:p>
+    <w:p>
+      <w:pPr>
+        <w:keepNext w:val="0"/>
+        <w:keepLines w:val="0"/>
+        <w:pageBreakBefore w:val="0"/>
+        <w:widowControl/>
+        <w:kinsoku/>
+        <w:wordWrap/>
+        <w:overflowPunct/>
+        <w:topLinePunct w:val="0"/>
+        <w:autoSpaceDE w:val="0"/>
+        <w:autoSpaceDN w:val="0"/>
+        <w:bidi w:val="0"/>
+        <w:adjustRightInd w:val="0"/>
+        <w:snapToGrid/>
+        <w:spacing w:after="0" w:line="240" w:lineRule="auto"/>
+        <w:ind w:firstLine="350" w:firstLineChars="125"/>
+        <w:textAlignment w:val="auto"/>
+        <w:rPr>
+          <w:rFonts w:hint="default" w:ascii="Times New Roman" w:hAnsi="Times New Roman" w:cs="Times New Roman"/>
+          <w:color w:val="262626"/>
+          <w:sz w:val="28"/>
+          <w:szCs w:val="28"/>
+        </w:rPr>
+      </w:pPr>
+      <w:r>
+        <w:rPr>
+          <w:rFonts w:hint="default" w:ascii="Times New Roman" w:hAnsi="Times New Roman" w:cs="Times New Roman"/>
+          <w:color w:val="262626"/>
+          <w:sz w:val="28"/>
+          <w:szCs w:val="28"/>
+        </w:rPr>
+        <w:t>builder.Services.AddControllersWithViews();</w:t>
+      </w:r>
+    </w:p>
+    <w:p>
+      <w:pPr>
+        <w:keepNext w:val="0"/>
+        <w:keepLines w:val="0"/>
+        <w:pageBreakBefore w:val="0"/>
+        <w:widowControl/>
+        <w:kinsoku/>
+        <w:wordWrap/>
+        <w:overflowPunct/>
+        <w:topLinePunct w:val="0"/>
+        <w:autoSpaceDE w:val="0"/>
+        <w:autoSpaceDN w:val="0"/>
+        <w:bidi w:val="0"/>
+        <w:adjustRightInd w:val="0"/>
+        <w:snapToGrid/>
+        <w:spacing w:after="0" w:line="240" w:lineRule="auto"/>
+        <w:ind w:firstLine="350" w:firstLineChars="125"/>
+        <w:textAlignment w:val="auto"/>
+        <w:rPr>
+          <w:rFonts w:hint="default" w:ascii="Times New Roman" w:hAnsi="Times New Roman" w:cs="Times New Roman"/>
+          <w:color w:val="262626"/>
+          <w:sz w:val="28"/>
+          <w:szCs w:val="28"/>
+        </w:rPr>
+      </w:pPr>
+      <w:r>
+        <w:rPr>
+          <w:rFonts w:hint="default" w:ascii="Times New Roman" w:hAnsi="Times New Roman" w:cs="Times New Roman"/>
+          <w:color w:val="262626"/>
+          <w:sz w:val="28"/>
+          <w:szCs w:val="28"/>
+        </w:rPr>
+        <w:t>builder.Services.AddDbContext&lt;ShoppingContext&gt;(options =&gt;</w:t>
+      </w:r>
+    </w:p>
+    <w:p>
+      <w:pPr>
+        <w:keepNext w:val="0"/>
+        <w:keepLines w:val="0"/>
+        <w:pageBreakBefore w:val="0"/>
+        <w:widowControl/>
+        <w:kinsoku/>
+        <w:wordWrap/>
+        <w:overflowPunct/>
+        <w:topLinePunct w:val="0"/>
+        <w:autoSpaceDE w:val="0"/>
+        <w:autoSpaceDN w:val="0"/>
+        <w:bidi w:val="0"/>
+        <w:adjustRightInd w:val="0"/>
+        <w:snapToGrid/>
+        <w:spacing w:after="0" w:line="240" w:lineRule="auto"/>
+        <w:ind w:firstLine="350" w:firstLineChars="125"/>
+        <w:textAlignment w:val="auto"/>
+        <w:rPr>
+          <w:rFonts w:hint="default" w:ascii="Times New Roman" w:hAnsi="Times New Roman" w:cs="Times New Roman"/>
+          <w:color w:val="262626"/>
+          <w:sz w:val="28"/>
+          <w:szCs w:val="28"/>
+        </w:rPr>
+      </w:pPr>
+      <w:r>
+        <w:rPr>
+          <w:rFonts w:hint="default" w:ascii="Times New Roman" w:hAnsi="Times New Roman" w:cs="Times New Roman"/>
+          <w:color w:val="262626"/>
+          <w:sz w:val="28"/>
+          <w:szCs w:val="28"/>
+        </w:rPr>
+        <w:t xml:space="preserve">    options.UseInMemoryDatabase("ShoppingListDb"));</w:t>
+      </w:r>
+    </w:p>
+    <w:p>
+      <w:pPr>
+        <w:keepNext w:val="0"/>
+        <w:keepLines w:val="0"/>
+        <w:pageBreakBefore w:val="0"/>
+        <w:widowControl/>
+        <w:kinsoku/>
+        <w:wordWrap/>
+        <w:overflowPunct/>
+        <w:topLinePunct w:val="0"/>
+        <w:autoSpaceDE w:val="0"/>
+        <w:autoSpaceDN w:val="0"/>
+        <w:bidi w:val="0"/>
+        <w:adjustRightInd w:val="0"/>
+        <w:snapToGrid/>
+        <w:spacing w:after="0" w:line="240" w:lineRule="auto"/>
+        <w:ind w:firstLine="350" w:firstLineChars="125"/>
+        <w:textAlignment w:val="auto"/>
+        <w:rPr>
+          <w:rFonts w:hint="default" w:ascii="Times New Roman" w:hAnsi="Times New Roman" w:cs="Times New Roman"/>
+          <w:color w:val="262626"/>
+          <w:sz w:val="28"/>
+          <w:szCs w:val="28"/>
+        </w:rPr>
+      </w:pPr>
+    </w:p>
+    <w:p>
+      <w:pPr>
+        <w:keepNext w:val="0"/>
+        <w:keepLines w:val="0"/>
+        <w:pageBreakBefore w:val="0"/>
+        <w:widowControl/>
+        <w:kinsoku/>
+        <w:wordWrap/>
+        <w:overflowPunct/>
+        <w:topLinePunct w:val="0"/>
+        <w:autoSpaceDE w:val="0"/>
+        <w:autoSpaceDN w:val="0"/>
+        <w:bidi w:val="0"/>
+        <w:adjustRightInd w:val="0"/>
+        <w:snapToGrid/>
+        <w:spacing w:after="0" w:line="240" w:lineRule="auto"/>
+        <w:ind w:firstLine="350" w:firstLineChars="125"/>
+        <w:textAlignment w:val="auto"/>
+        <w:rPr>
+          <w:rFonts w:hint="default" w:ascii="Times New Roman" w:hAnsi="Times New Roman" w:cs="Times New Roman"/>
+          <w:color w:val="262626"/>
+          <w:sz w:val="28"/>
+          <w:szCs w:val="28"/>
+        </w:rPr>
+      </w:pPr>
+      <w:r>
+        <w:rPr>
+          <w:rFonts w:hint="default" w:ascii="Times New Roman" w:hAnsi="Times New Roman" w:cs="Times New Roman"/>
+          <w:color w:val="262626"/>
+          <w:sz w:val="28"/>
+          <w:szCs w:val="28"/>
+        </w:rPr>
+        <w:t>var app = builder.Build();</w:t>
+      </w:r>
+    </w:p>
+    <w:p>
+      <w:pPr>
+        <w:keepNext w:val="0"/>
+        <w:keepLines w:val="0"/>
+        <w:pageBreakBefore w:val="0"/>
+        <w:widowControl/>
+        <w:kinsoku/>
+        <w:wordWrap/>
+        <w:overflowPunct/>
+        <w:topLinePunct w:val="0"/>
+        <w:autoSpaceDE w:val="0"/>
+        <w:autoSpaceDN w:val="0"/>
+        <w:bidi w:val="0"/>
+        <w:adjustRightInd w:val="0"/>
+        <w:snapToGrid/>
+        <w:spacing w:after="0" w:line="240" w:lineRule="auto"/>
+        <w:ind w:firstLine="350" w:firstLineChars="125"/>
+        <w:textAlignment w:val="auto"/>
+        <w:rPr>
+          <w:rFonts w:hint="default" w:ascii="Times New Roman" w:hAnsi="Times New Roman" w:cs="Times New Roman"/>
+          <w:color w:val="262626"/>
+          <w:sz w:val="28"/>
+          <w:szCs w:val="28"/>
+        </w:rPr>
+      </w:pPr>
+    </w:p>
+    <w:p>
+      <w:pPr>
+        <w:keepNext w:val="0"/>
+        <w:keepLines w:val="0"/>
+        <w:pageBreakBefore w:val="0"/>
+        <w:widowControl/>
+        <w:kinsoku/>
+        <w:wordWrap/>
+        <w:overflowPunct/>
+        <w:topLinePunct w:val="0"/>
+        <w:autoSpaceDE w:val="0"/>
+        <w:autoSpaceDN w:val="0"/>
+        <w:bidi w:val="0"/>
+        <w:adjustRightInd w:val="0"/>
+        <w:snapToGrid/>
+        <w:spacing w:after="0" w:line="240" w:lineRule="auto"/>
+        <w:ind w:firstLine="350" w:firstLineChars="125"/>
+        <w:textAlignment w:val="auto"/>
+        <w:rPr>
+          <w:rFonts w:hint="default" w:ascii="Times New Roman" w:hAnsi="Times New Roman" w:cs="Times New Roman"/>
+          <w:color w:val="262626"/>
+          <w:sz w:val="28"/>
+          <w:szCs w:val="28"/>
+        </w:rPr>
+      </w:pPr>
+      <w:r>
+        <w:rPr>
+          <w:rFonts w:hint="default" w:ascii="Times New Roman" w:hAnsi="Times New Roman" w:cs="Times New Roman"/>
+          <w:color w:val="262626"/>
+          <w:sz w:val="28"/>
+          <w:szCs w:val="28"/>
+        </w:rPr>
+        <w:t>using (var scope = app.Services.CreateScope())</w:t>
       </w:r>
     </w:p>
     <w:p>
@@ -360,7 +740,42 @@
           <w:sz w:val="28"/>
           <w:szCs w:val="28"/>
         </w:rPr>
-        <w:t xml:space="preserve">    public partial class MainWindow : Window</w:t>
+        <w:t xml:space="preserve">    var context = scope.ServiceProvider.GetRequiredService&lt;ShoppingContext&gt;();</w:t>
+      </w:r>
+    </w:p>
+    <w:p>
+      <w:pPr>
+        <w:keepNext w:val="0"/>
+        <w:keepLines w:val="0"/>
+        <w:pageBreakBefore w:val="0"/>
+        <w:widowControl/>
+        <w:kinsoku/>
+        <w:wordWrap/>
+        <w:overflowPunct/>
+        <w:topLinePunct w:val="0"/>
+        <w:autoSpaceDE w:val="0"/>
+        <w:autoSpaceDN w:val="0"/>
+        <w:bidi w:val="0"/>
+        <w:adjustRightInd w:val="0"/>
+        <w:snapToGrid/>
+        <w:spacing w:after="0" w:line="240" w:lineRule="auto"/>
+        <w:ind w:firstLine="350" w:firstLineChars="125"/>
+        <w:textAlignment w:val="auto"/>
+        <w:rPr>
+          <w:rFonts w:hint="default" w:ascii="Times New Roman" w:hAnsi="Times New Roman" w:cs="Times New Roman"/>
+          <w:color w:val="262626"/>
+          <w:sz w:val="28"/>
+          <w:szCs w:val="28"/>
+        </w:rPr>
+      </w:pPr>
+      <w:r>
+        <w:rPr>
+          <w:rFonts w:hint="default" w:ascii="Times New Roman" w:hAnsi="Times New Roman" w:cs="Times New Roman"/>
+          <w:color w:val="262626"/>
+          <w:sz w:val="28"/>
+          <w:szCs w:val="28"/>
+        </w:rPr>
+        <w:t xml:space="preserve">    if (!context.ShoppingItems.Any())</w:t>
       </w:r>
     </w:p>
     <w:p>
@@ -430,7 +845,7 @@
           <w:sz w:val="28"/>
           <w:szCs w:val="28"/>
         </w:rPr>
-        <w:t xml:space="preserve">        public MainWindow()</w:t>
+        <w:t xml:space="preserve">        context.ShoppingItems.AddRange(</w:t>
       </w:r>
     </w:p>
     <w:p>
@@ -465,7 +880,7 @@
           <w:sz w:val="28"/>
           <w:szCs w:val="28"/>
         </w:rPr>
-        <w:t xml:space="preserve">        {</w:t>
+        <w:t xml:space="preserve">            new ShoppingItem { Name = "Milk", Quantity = 1, IsBought = false },</w:t>
       </w:r>
     </w:p>
     <w:p>
@@ -500,7 +915,7 @@
           <w:sz w:val="28"/>
           <w:szCs w:val="28"/>
         </w:rPr>
-        <w:t xml:space="preserve">            InitializeComponent();</w:t>
+        <w:t xml:space="preserve">            new ShoppingItem { Name = "Bread", Quantity = 2, IsBought = false },</w:t>
       </w:r>
     </w:p>
     <w:p>
@@ -535,7 +950,7 @@
           <w:sz w:val="28"/>
           <w:szCs w:val="28"/>
         </w:rPr>
-        <w:t xml:space="preserve">            this.DataContext = new FinanceViewModel();</w:t>
+        <w:t xml:space="preserve">            new ShoppingItem { Name = "Apples", Quantity = 6, IsBought = true }</w:t>
       </w:r>
     </w:p>
     <w:p>
@@ -570,7 +985,7 @@
           <w:sz w:val="28"/>
           <w:szCs w:val="28"/>
         </w:rPr>
-        <w:t xml:space="preserve">        }</w:t>
+        <w:t xml:space="preserve">        );</w:t>
       </w:r>
     </w:p>
     <w:p>
@@ -624,295 +1039,6 @@
           <w:szCs w:val="28"/>
         </w:rPr>
       </w:pPr>
-      <w:r>
-        <w:rPr>
-          <w:rFonts w:hint="default" w:ascii="Times New Roman" w:hAnsi="Times New Roman" w:cs="Times New Roman"/>
-          <w:color w:val="262626"/>
-          <w:sz w:val="28"/>
-          <w:szCs w:val="28"/>
-        </w:rPr>
-        <w:t xml:space="preserve">        private void Login_Click(object sender, RoutedEventArgs e)</w:t>
-      </w:r>
-    </w:p>
-    <w:p>
-      <w:pPr>
-        <w:keepNext w:val="0"/>
-        <w:keepLines w:val="0"/>
-        <w:pageBreakBefore w:val="0"/>
-        <w:widowControl/>
-        <w:kinsoku/>
-        <w:wordWrap/>
-        <w:overflowPunct/>
-        <w:topLinePunct w:val="0"/>
-        <w:autoSpaceDE w:val="0"/>
-        <w:autoSpaceDN w:val="0"/>
-        <w:bidi w:val="0"/>
-        <w:adjustRightInd w:val="0"/>
-        <w:snapToGrid/>
-        <w:spacing w:after="0" w:line="240" w:lineRule="auto"/>
-        <w:ind w:firstLine="350" w:firstLineChars="125"/>
-        <w:textAlignment w:val="auto"/>
-        <w:rPr>
-          <w:rFonts w:hint="default" w:ascii="Times New Roman" w:hAnsi="Times New Roman" w:cs="Times New Roman"/>
-          <w:color w:val="262626"/>
-          <w:sz w:val="28"/>
-          <w:szCs w:val="28"/>
-        </w:rPr>
-      </w:pPr>
-      <w:r>
-        <w:rPr>
-          <w:rFonts w:hint="default" w:ascii="Times New Roman" w:hAnsi="Times New Roman" w:cs="Times New Roman"/>
-          <w:color w:val="262626"/>
-          <w:sz w:val="28"/>
-          <w:szCs w:val="28"/>
-        </w:rPr>
-        <w:t xml:space="preserve">        {</w:t>
-      </w:r>
-    </w:p>
-    <w:p>
-      <w:pPr>
-        <w:keepNext w:val="0"/>
-        <w:keepLines w:val="0"/>
-        <w:pageBreakBefore w:val="0"/>
-        <w:widowControl/>
-        <w:kinsoku/>
-        <w:wordWrap/>
-        <w:overflowPunct/>
-        <w:topLinePunct w:val="0"/>
-        <w:autoSpaceDE w:val="0"/>
-        <w:autoSpaceDN w:val="0"/>
-        <w:bidi w:val="0"/>
-        <w:adjustRightInd w:val="0"/>
-        <w:snapToGrid/>
-        <w:spacing w:after="0" w:line="240" w:lineRule="auto"/>
-        <w:ind w:firstLine="350" w:firstLineChars="125"/>
-        <w:textAlignment w:val="auto"/>
-        <w:rPr>
-          <w:rFonts w:hint="default" w:ascii="Times New Roman" w:hAnsi="Times New Roman" w:cs="Times New Roman"/>
-          <w:color w:val="262626"/>
-          <w:sz w:val="28"/>
-          <w:szCs w:val="28"/>
-        </w:rPr>
-      </w:pPr>
-      <w:r>
-        <w:rPr>
-          <w:rFonts w:hint="default" w:ascii="Times New Roman" w:hAnsi="Times New Roman" w:cs="Times New Roman"/>
-          <w:color w:val="262626"/>
-          <w:sz w:val="28"/>
-          <w:szCs w:val="28"/>
-        </w:rPr>
-        <w:t xml:space="preserve">            FinanceViewModel vm = DataContext as FinanceViewModel;</w:t>
-      </w:r>
-    </w:p>
-    <w:p>
-      <w:pPr>
-        <w:keepNext w:val="0"/>
-        <w:keepLines w:val="0"/>
-        <w:pageBreakBefore w:val="0"/>
-        <w:widowControl/>
-        <w:kinsoku/>
-        <w:wordWrap/>
-        <w:overflowPunct/>
-        <w:topLinePunct w:val="0"/>
-        <w:autoSpaceDE w:val="0"/>
-        <w:autoSpaceDN w:val="0"/>
-        <w:bidi w:val="0"/>
-        <w:adjustRightInd w:val="0"/>
-        <w:snapToGrid/>
-        <w:spacing w:after="0" w:line="240" w:lineRule="auto"/>
-        <w:ind w:firstLine="350" w:firstLineChars="125"/>
-        <w:textAlignment w:val="auto"/>
-        <w:rPr>
-          <w:rFonts w:hint="default" w:ascii="Times New Roman" w:hAnsi="Times New Roman" w:cs="Times New Roman"/>
-          <w:color w:val="262626"/>
-          <w:sz w:val="28"/>
-          <w:szCs w:val="28"/>
-        </w:rPr>
-      </w:pPr>
-      <w:r>
-        <w:rPr>
-          <w:rFonts w:hint="default" w:ascii="Times New Roman" w:hAnsi="Times New Roman" w:cs="Times New Roman"/>
-          <w:color w:val="262626"/>
-          <w:sz w:val="28"/>
-          <w:szCs w:val="28"/>
-        </w:rPr>
-        <w:t xml:space="preserve">            if (vm != null)</w:t>
-      </w:r>
-    </w:p>
-    <w:p>
-      <w:pPr>
-        <w:keepNext w:val="0"/>
-        <w:keepLines w:val="0"/>
-        <w:pageBreakBefore w:val="0"/>
-        <w:widowControl/>
-        <w:kinsoku/>
-        <w:wordWrap/>
-        <w:overflowPunct/>
-        <w:topLinePunct w:val="0"/>
-        <w:autoSpaceDE w:val="0"/>
-        <w:autoSpaceDN w:val="0"/>
-        <w:bidi w:val="0"/>
-        <w:adjustRightInd w:val="0"/>
-        <w:snapToGrid/>
-        <w:spacing w:after="0" w:line="240" w:lineRule="auto"/>
-        <w:ind w:firstLine="350" w:firstLineChars="125"/>
-        <w:textAlignment w:val="auto"/>
-        <w:rPr>
-          <w:rFonts w:hint="default" w:ascii="Times New Roman" w:hAnsi="Times New Roman" w:cs="Times New Roman"/>
-          <w:color w:val="262626"/>
-          <w:sz w:val="28"/>
-          <w:szCs w:val="28"/>
-        </w:rPr>
-      </w:pPr>
-      <w:r>
-        <w:rPr>
-          <w:rFonts w:hint="default" w:ascii="Times New Roman" w:hAnsi="Times New Roman" w:cs="Times New Roman"/>
-          <w:color w:val="262626"/>
-          <w:sz w:val="28"/>
-          <w:szCs w:val="28"/>
-        </w:rPr>
-        <w:t xml:space="preserve">            {</w:t>
-      </w:r>
-    </w:p>
-    <w:p>
-      <w:pPr>
-        <w:keepNext w:val="0"/>
-        <w:keepLines w:val="0"/>
-        <w:pageBreakBefore w:val="0"/>
-        <w:widowControl/>
-        <w:kinsoku/>
-        <w:wordWrap/>
-        <w:overflowPunct/>
-        <w:topLinePunct w:val="0"/>
-        <w:autoSpaceDE w:val="0"/>
-        <w:autoSpaceDN w:val="0"/>
-        <w:bidi w:val="0"/>
-        <w:adjustRightInd w:val="0"/>
-        <w:snapToGrid/>
-        <w:spacing w:after="0" w:line="240" w:lineRule="auto"/>
-        <w:ind w:firstLine="350" w:firstLineChars="125"/>
-        <w:textAlignment w:val="auto"/>
-        <w:rPr>
-          <w:rFonts w:hint="default" w:ascii="Times New Roman" w:hAnsi="Times New Roman" w:cs="Times New Roman"/>
-          <w:color w:val="262626"/>
-          <w:sz w:val="28"/>
-          <w:szCs w:val="28"/>
-        </w:rPr>
-      </w:pPr>
-      <w:r>
-        <w:rPr>
-          <w:rFonts w:hint="default" w:ascii="Times New Roman" w:hAnsi="Times New Roman" w:cs="Times New Roman"/>
-          <w:color w:val="262626"/>
-          <w:sz w:val="28"/>
-          <w:szCs w:val="28"/>
-        </w:rPr>
-        <w:t xml:space="preserve">                vm.PasswordInput = PassBox.Password;</w:t>
-      </w:r>
-    </w:p>
-    <w:p>
-      <w:pPr>
-        <w:keepNext w:val="0"/>
-        <w:keepLines w:val="0"/>
-        <w:pageBreakBefore w:val="0"/>
-        <w:widowControl/>
-        <w:kinsoku/>
-        <w:wordWrap/>
-        <w:overflowPunct/>
-        <w:topLinePunct w:val="0"/>
-        <w:autoSpaceDE w:val="0"/>
-        <w:autoSpaceDN w:val="0"/>
-        <w:bidi w:val="0"/>
-        <w:adjustRightInd w:val="0"/>
-        <w:snapToGrid/>
-        <w:spacing w:after="0" w:line="240" w:lineRule="auto"/>
-        <w:ind w:firstLine="350" w:firstLineChars="125"/>
-        <w:textAlignment w:val="auto"/>
-        <w:rPr>
-          <w:rFonts w:hint="default" w:ascii="Times New Roman" w:hAnsi="Times New Roman" w:cs="Times New Roman"/>
-          <w:color w:val="262626"/>
-          <w:sz w:val="28"/>
-          <w:szCs w:val="28"/>
-        </w:rPr>
-      </w:pPr>
-      <w:r>
-        <w:rPr>
-          <w:rFonts w:hint="default" w:ascii="Times New Roman" w:hAnsi="Times New Roman" w:cs="Times New Roman"/>
-          <w:color w:val="262626"/>
-          <w:sz w:val="28"/>
-          <w:szCs w:val="28"/>
-        </w:rPr>
-        <w:t xml:space="preserve">                vm.LoginCommand.Execute(null);</w:t>
-      </w:r>
-    </w:p>
-    <w:p>
-      <w:pPr>
-        <w:keepNext w:val="0"/>
-        <w:keepLines w:val="0"/>
-        <w:pageBreakBefore w:val="0"/>
-        <w:widowControl/>
-        <w:kinsoku/>
-        <w:wordWrap/>
-        <w:overflowPunct/>
-        <w:topLinePunct w:val="0"/>
-        <w:autoSpaceDE w:val="0"/>
-        <w:autoSpaceDN w:val="0"/>
-        <w:bidi w:val="0"/>
-        <w:adjustRightInd w:val="0"/>
-        <w:snapToGrid/>
-        <w:spacing w:after="0" w:line="240" w:lineRule="auto"/>
-        <w:ind w:firstLine="350" w:firstLineChars="125"/>
-        <w:textAlignment w:val="auto"/>
-        <w:rPr>
-          <w:rFonts w:hint="default" w:ascii="Times New Roman" w:hAnsi="Times New Roman" w:cs="Times New Roman"/>
-          <w:color w:val="262626"/>
-          <w:sz w:val="28"/>
-          <w:szCs w:val="28"/>
-        </w:rPr>
-      </w:pPr>
-      <w:r>
-        <w:rPr>
-          <w:rFonts w:hint="default" w:ascii="Times New Roman" w:hAnsi="Times New Roman" w:cs="Times New Roman"/>
-          <w:color w:val="262626"/>
-          <w:sz w:val="28"/>
-          <w:szCs w:val="28"/>
-        </w:rPr>
-        <w:t xml:space="preserve">            }</w:t>
-      </w:r>
-    </w:p>
-    <w:p>
-      <w:pPr>
-        <w:keepNext w:val="0"/>
-        <w:keepLines w:val="0"/>
-        <w:pageBreakBefore w:val="0"/>
-        <w:widowControl/>
-        <w:kinsoku/>
-        <w:wordWrap/>
-        <w:overflowPunct/>
-        <w:topLinePunct w:val="0"/>
-        <w:autoSpaceDE w:val="0"/>
-        <w:autoSpaceDN w:val="0"/>
-        <w:bidi w:val="0"/>
-        <w:adjustRightInd w:val="0"/>
-        <w:snapToGrid/>
-        <w:spacing w:after="0" w:line="240" w:lineRule="auto"/>
-        <w:ind w:firstLine="350" w:firstLineChars="125"/>
-        <w:textAlignment w:val="auto"/>
-        <w:rPr>
-          <w:rFonts w:hint="default" w:ascii="Times New Roman" w:hAnsi="Times New Roman" w:cs="Times New Roman"/>
-          <w:color w:val="262626"/>
-          <w:sz w:val="28"/>
-          <w:szCs w:val="28"/>
-        </w:rPr>
-      </w:pPr>
-      <w:r>
-        <w:rPr>
-          <w:rFonts w:hint="default" w:ascii="Times New Roman" w:hAnsi="Times New Roman" w:cs="Times New Roman"/>
-          <w:color w:val="262626"/>
-          <w:sz w:val="28"/>
-          <w:szCs w:val="28"/>
-        </w:rPr>
-        <w:t xml:space="preserve">        }</w:t>
-      </w:r>
     </w:p>
     <w:p>
       <w:pPr>
@@ -972,522 +1098,7 @@
           <w:sz w:val="28"/>
           <w:szCs w:val="28"/>
         </w:rPr>
-        <w:t xml:space="preserve">        private void Clear_Click(object sender, RoutedEventArgs e)</w:t>
-      </w:r>
-    </w:p>
-    <w:p>
-      <w:pPr>
-        <w:keepNext w:val="0"/>
-        <w:keepLines w:val="0"/>
-        <w:pageBreakBefore w:val="0"/>
-        <w:widowControl/>
-        <w:kinsoku/>
-        <w:wordWrap/>
-        <w:overflowPunct/>
-        <w:topLinePunct w:val="0"/>
-        <w:autoSpaceDE w:val="0"/>
-        <w:autoSpaceDN w:val="0"/>
-        <w:bidi w:val="0"/>
-        <w:adjustRightInd w:val="0"/>
-        <w:snapToGrid/>
-        <w:spacing w:after="0" w:line="240" w:lineRule="auto"/>
-        <w:ind w:firstLine="350" w:firstLineChars="125"/>
-        <w:textAlignment w:val="auto"/>
-        <w:rPr>
-          <w:rFonts w:hint="default" w:ascii="Times New Roman" w:hAnsi="Times New Roman" w:cs="Times New Roman"/>
-          <w:color w:val="262626"/>
-          <w:sz w:val="28"/>
-          <w:szCs w:val="28"/>
-        </w:rPr>
-      </w:pPr>
-      <w:r>
-        <w:rPr>
-          <w:rFonts w:hint="default" w:ascii="Times New Roman" w:hAnsi="Times New Roman" w:cs="Times New Roman"/>
-          <w:color w:val="262626"/>
-          <w:sz w:val="28"/>
-          <w:szCs w:val="28"/>
-        </w:rPr>
-        <w:t xml:space="preserve">        {</w:t>
-      </w:r>
-    </w:p>
-    <w:p>
-      <w:pPr>
-        <w:keepNext w:val="0"/>
-        <w:keepLines w:val="0"/>
-        <w:pageBreakBefore w:val="0"/>
-        <w:widowControl/>
-        <w:kinsoku/>
-        <w:wordWrap/>
-        <w:overflowPunct/>
-        <w:topLinePunct w:val="0"/>
-        <w:autoSpaceDE w:val="0"/>
-        <w:autoSpaceDN w:val="0"/>
-        <w:bidi w:val="0"/>
-        <w:adjustRightInd w:val="0"/>
-        <w:snapToGrid/>
-        <w:spacing w:after="0" w:line="240" w:lineRule="auto"/>
-        <w:ind w:firstLine="350" w:firstLineChars="125"/>
-        <w:textAlignment w:val="auto"/>
-        <w:rPr>
-          <w:rFonts w:hint="default" w:ascii="Times New Roman" w:hAnsi="Times New Roman" w:cs="Times New Roman"/>
-          <w:color w:val="262626"/>
-          <w:sz w:val="28"/>
-          <w:szCs w:val="28"/>
-        </w:rPr>
-      </w:pPr>
-      <w:r>
-        <w:rPr>
-          <w:rFonts w:hint="default" w:ascii="Times New Roman" w:hAnsi="Times New Roman" w:cs="Times New Roman"/>
-          <w:color w:val="262626"/>
-          <w:sz w:val="28"/>
-          <w:szCs w:val="28"/>
-        </w:rPr>
-        <w:t xml:space="preserve">            if (ChatIn != null)</w:t>
-      </w:r>
-    </w:p>
-    <w:p>
-      <w:pPr>
-        <w:keepNext w:val="0"/>
-        <w:keepLines w:val="0"/>
-        <w:pageBreakBefore w:val="0"/>
-        <w:widowControl/>
-        <w:kinsoku/>
-        <w:wordWrap/>
-        <w:overflowPunct/>
-        <w:topLinePunct w:val="0"/>
-        <w:autoSpaceDE w:val="0"/>
-        <w:autoSpaceDN w:val="0"/>
-        <w:bidi w:val="0"/>
-        <w:adjustRightInd w:val="0"/>
-        <w:snapToGrid/>
-        <w:spacing w:after="0" w:line="240" w:lineRule="auto"/>
-        <w:ind w:firstLine="350" w:firstLineChars="125"/>
-        <w:textAlignment w:val="auto"/>
-        <w:rPr>
-          <w:rFonts w:hint="default" w:ascii="Times New Roman" w:hAnsi="Times New Roman" w:cs="Times New Roman"/>
-          <w:color w:val="262626"/>
-          <w:sz w:val="28"/>
-          <w:szCs w:val="28"/>
-        </w:rPr>
-      </w:pPr>
-      <w:r>
-        <w:rPr>
-          <w:rFonts w:hint="default" w:ascii="Times New Roman" w:hAnsi="Times New Roman" w:cs="Times New Roman"/>
-          <w:color w:val="262626"/>
-          <w:sz w:val="28"/>
-          <w:szCs w:val="28"/>
-        </w:rPr>
-        <w:t xml:space="preserve">            {</w:t>
-      </w:r>
-    </w:p>
-    <w:p>
-      <w:pPr>
-        <w:keepNext w:val="0"/>
-        <w:keepLines w:val="0"/>
-        <w:pageBreakBefore w:val="0"/>
-        <w:widowControl/>
-        <w:kinsoku/>
-        <w:wordWrap/>
-        <w:overflowPunct/>
-        <w:topLinePunct w:val="0"/>
-        <w:autoSpaceDE w:val="0"/>
-        <w:autoSpaceDN w:val="0"/>
-        <w:bidi w:val="0"/>
-        <w:adjustRightInd w:val="0"/>
-        <w:snapToGrid/>
-        <w:spacing w:after="0" w:line="240" w:lineRule="auto"/>
-        <w:ind w:firstLine="350" w:firstLineChars="125"/>
-        <w:textAlignment w:val="auto"/>
-        <w:rPr>
-          <w:rFonts w:hint="default" w:ascii="Times New Roman" w:hAnsi="Times New Roman" w:cs="Times New Roman"/>
-          <w:color w:val="262626"/>
-          <w:sz w:val="28"/>
-          <w:szCs w:val="28"/>
-        </w:rPr>
-      </w:pPr>
-      <w:r>
-        <w:rPr>
-          <w:rFonts w:hint="default" w:ascii="Times New Roman" w:hAnsi="Times New Roman" w:cs="Times New Roman"/>
-          <w:color w:val="262626"/>
-          <w:sz w:val="28"/>
-          <w:szCs w:val="28"/>
-        </w:rPr>
-        <w:t xml:space="preserve">                string text = ChatIn.Text;</w:t>
-      </w:r>
-    </w:p>
-    <w:p>
-      <w:pPr>
-        <w:keepNext w:val="0"/>
-        <w:keepLines w:val="0"/>
-        <w:pageBreakBefore w:val="0"/>
-        <w:widowControl/>
-        <w:kinsoku/>
-        <w:wordWrap/>
-        <w:overflowPunct/>
-        <w:topLinePunct w:val="0"/>
-        <w:autoSpaceDE w:val="0"/>
-        <w:autoSpaceDN w:val="0"/>
-        <w:bidi w:val="0"/>
-        <w:adjustRightInd w:val="0"/>
-        <w:snapToGrid/>
-        <w:spacing w:after="0" w:line="240" w:lineRule="auto"/>
-        <w:ind w:firstLine="350" w:firstLineChars="125"/>
-        <w:textAlignment w:val="auto"/>
-        <w:rPr>
-          <w:rFonts w:hint="default" w:ascii="Times New Roman" w:hAnsi="Times New Roman" w:cs="Times New Roman"/>
-          <w:color w:val="262626"/>
-          <w:sz w:val="28"/>
-          <w:szCs w:val="28"/>
-        </w:rPr>
-      </w:pPr>
-    </w:p>
-    <w:p>
-      <w:pPr>
-        <w:keepNext w:val="0"/>
-        <w:keepLines w:val="0"/>
-        <w:pageBreakBefore w:val="0"/>
-        <w:widowControl/>
-        <w:kinsoku/>
-        <w:wordWrap/>
-        <w:overflowPunct/>
-        <w:topLinePunct w:val="0"/>
-        <w:autoSpaceDE w:val="0"/>
-        <w:autoSpaceDN w:val="0"/>
-        <w:bidi w:val="0"/>
-        <w:adjustRightInd w:val="0"/>
-        <w:snapToGrid/>
-        <w:spacing w:after="0" w:line="240" w:lineRule="auto"/>
-        <w:ind w:firstLine="350" w:firstLineChars="125"/>
-        <w:textAlignment w:val="auto"/>
-        <w:rPr>
-          <w:rFonts w:hint="default" w:ascii="Times New Roman" w:hAnsi="Times New Roman" w:cs="Times New Roman"/>
-          <w:color w:val="262626"/>
-          <w:sz w:val="28"/>
-          <w:szCs w:val="28"/>
-        </w:rPr>
-      </w:pPr>
-      <w:r>
-        <w:rPr>
-          <w:rFonts w:hint="default" w:ascii="Times New Roman" w:hAnsi="Times New Roman" w:cs="Times New Roman"/>
-          <w:color w:val="262626"/>
-          <w:sz w:val="28"/>
-          <w:szCs w:val="28"/>
-        </w:rPr>
-        <w:t xml:space="preserve">                Dispatcher.BeginInvoke(new Action(() =&gt;</w:t>
-      </w:r>
-    </w:p>
-    <w:p>
-      <w:pPr>
-        <w:keepNext w:val="0"/>
-        <w:keepLines w:val="0"/>
-        <w:pageBreakBefore w:val="0"/>
-        <w:widowControl/>
-        <w:kinsoku/>
-        <w:wordWrap/>
-        <w:overflowPunct/>
-        <w:topLinePunct w:val="0"/>
-        <w:autoSpaceDE w:val="0"/>
-        <w:autoSpaceDN w:val="0"/>
-        <w:bidi w:val="0"/>
-        <w:adjustRightInd w:val="0"/>
-        <w:snapToGrid/>
-        <w:spacing w:after="0" w:line="240" w:lineRule="auto"/>
-        <w:ind w:firstLine="350" w:firstLineChars="125"/>
-        <w:textAlignment w:val="auto"/>
-        <w:rPr>
-          <w:rFonts w:hint="default" w:ascii="Times New Roman" w:hAnsi="Times New Roman" w:cs="Times New Roman"/>
-          <w:color w:val="262626"/>
-          <w:sz w:val="28"/>
-          <w:szCs w:val="28"/>
-        </w:rPr>
-      </w:pPr>
-      <w:r>
-        <w:rPr>
-          <w:rFonts w:hint="default" w:ascii="Times New Roman" w:hAnsi="Times New Roman" w:cs="Times New Roman"/>
-          <w:color w:val="262626"/>
-          <w:sz w:val="28"/>
-          <w:szCs w:val="28"/>
-        </w:rPr>
-        <w:t xml:space="preserve">                {</w:t>
-      </w:r>
-    </w:p>
-    <w:p>
-      <w:pPr>
-        <w:keepNext w:val="0"/>
-        <w:keepLines w:val="0"/>
-        <w:pageBreakBefore w:val="0"/>
-        <w:widowControl/>
-        <w:kinsoku/>
-        <w:wordWrap/>
-        <w:overflowPunct/>
-        <w:topLinePunct w:val="0"/>
-        <w:autoSpaceDE w:val="0"/>
-        <w:autoSpaceDN w:val="0"/>
-        <w:bidi w:val="0"/>
-        <w:adjustRightInd w:val="0"/>
-        <w:snapToGrid/>
-        <w:spacing w:after="0" w:line="240" w:lineRule="auto"/>
-        <w:ind w:firstLine="350" w:firstLineChars="125"/>
-        <w:textAlignment w:val="auto"/>
-        <w:rPr>
-          <w:rFonts w:hint="default" w:ascii="Times New Roman" w:hAnsi="Times New Roman" w:cs="Times New Roman"/>
-          <w:color w:val="262626"/>
-          <w:sz w:val="28"/>
-          <w:szCs w:val="28"/>
-        </w:rPr>
-      </w:pPr>
-      <w:r>
-        <w:rPr>
-          <w:rFonts w:hint="default" w:ascii="Times New Roman" w:hAnsi="Times New Roman" w:cs="Times New Roman"/>
-          <w:color w:val="262626"/>
-          <w:sz w:val="28"/>
-          <w:szCs w:val="28"/>
-        </w:rPr>
-        <w:t xml:space="preserve">                    ChatIn.Clear();</w:t>
-      </w:r>
-    </w:p>
-    <w:p>
-      <w:pPr>
-        <w:keepNext w:val="0"/>
-        <w:keepLines w:val="0"/>
-        <w:pageBreakBefore w:val="0"/>
-        <w:widowControl/>
-        <w:kinsoku/>
-        <w:wordWrap/>
-        <w:overflowPunct/>
-        <w:topLinePunct w:val="0"/>
-        <w:autoSpaceDE w:val="0"/>
-        <w:autoSpaceDN w:val="0"/>
-        <w:bidi w:val="0"/>
-        <w:adjustRightInd w:val="0"/>
-        <w:snapToGrid/>
-        <w:spacing w:after="0" w:line="240" w:lineRule="auto"/>
-        <w:ind w:firstLine="350" w:firstLineChars="125"/>
-        <w:textAlignment w:val="auto"/>
-        <w:rPr>
-          <w:rFonts w:hint="default" w:ascii="Times New Roman" w:hAnsi="Times New Roman" w:cs="Times New Roman"/>
-          <w:color w:val="262626"/>
-          <w:sz w:val="28"/>
-          <w:szCs w:val="28"/>
-        </w:rPr>
-      </w:pPr>
-      <w:r>
-        <w:rPr>
-          <w:rFonts w:hint="default" w:ascii="Times New Roman" w:hAnsi="Times New Roman" w:cs="Times New Roman"/>
-          <w:color w:val="262626"/>
-          <w:sz w:val="28"/>
-          <w:szCs w:val="28"/>
-        </w:rPr>
-        <w:t xml:space="preserve">                    ChatIn.Focus();</w:t>
-      </w:r>
-    </w:p>
-    <w:p>
-      <w:pPr>
-        <w:keepNext w:val="0"/>
-        <w:keepLines w:val="0"/>
-        <w:pageBreakBefore w:val="0"/>
-        <w:widowControl/>
-        <w:kinsoku/>
-        <w:wordWrap/>
-        <w:overflowPunct/>
-        <w:topLinePunct w:val="0"/>
-        <w:autoSpaceDE w:val="0"/>
-        <w:autoSpaceDN w:val="0"/>
-        <w:bidi w:val="0"/>
-        <w:adjustRightInd w:val="0"/>
-        <w:snapToGrid/>
-        <w:spacing w:after="0" w:line="240" w:lineRule="auto"/>
-        <w:ind w:firstLine="350" w:firstLineChars="125"/>
-        <w:textAlignment w:val="auto"/>
-        <w:rPr>
-          <w:rFonts w:hint="default" w:ascii="Times New Roman" w:hAnsi="Times New Roman" w:cs="Times New Roman"/>
-          <w:color w:val="262626"/>
-          <w:sz w:val="28"/>
-          <w:szCs w:val="28"/>
-        </w:rPr>
-      </w:pPr>
-    </w:p>
-    <w:p>
-      <w:pPr>
-        <w:keepNext w:val="0"/>
-        <w:keepLines w:val="0"/>
-        <w:pageBreakBefore w:val="0"/>
-        <w:widowControl/>
-        <w:kinsoku/>
-        <w:wordWrap/>
-        <w:overflowPunct/>
-        <w:topLinePunct w:val="0"/>
-        <w:autoSpaceDE w:val="0"/>
-        <w:autoSpaceDN w:val="0"/>
-        <w:bidi w:val="0"/>
-        <w:adjustRightInd w:val="0"/>
-        <w:snapToGrid/>
-        <w:spacing w:after="0" w:line="240" w:lineRule="auto"/>
-        <w:ind w:firstLine="350" w:firstLineChars="125"/>
-        <w:textAlignment w:val="auto"/>
-        <w:rPr>
-          <w:rFonts w:hint="default" w:ascii="Times New Roman" w:hAnsi="Times New Roman" w:cs="Times New Roman"/>
-          <w:color w:val="262626"/>
-          <w:sz w:val="28"/>
-          <w:szCs w:val="28"/>
-        </w:rPr>
-      </w:pPr>
-    </w:p>
-    <w:p>
-      <w:pPr>
-        <w:keepNext w:val="0"/>
-        <w:keepLines w:val="0"/>
-        <w:pageBreakBefore w:val="0"/>
-        <w:widowControl/>
-        <w:kinsoku/>
-        <w:wordWrap/>
-        <w:overflowPunct/>
-        <w:topLinePunct w:val="0"/>
-        <w:autoSpaceDE w:val="0"/>
-        <w:autoSpaceDN w:val="0"/>
-        <w:bidi w:val="0"/>
-        <w:adjustRightInd w:val="0"/>
-        <w:snapToGrid/>
-        <w:spacing w:after="0" w:line="240" w:lineRule="auto"/>
-        <w:ind w:firstLine="350" w:firstLineChars="125"/>
-        <w:textAlignment w:val="auto"/>
-        <w:rPr>
-          <w:rFonts w:hint="default" w:ascii="Times New Roman" w:hAnsi="Times New Roman" w:cs="Times New Roman"/>
-          <w:color w:val="262626"/>
-          <w:sz w:val="28"/>
-          <w:szCs w:val="28"/>
-        </w:rPr>
-      </w:pPr>
-    </w:p>
-    <w:p>
-      <w:pPr>
-        <w:keepNext w:val="0"/>
-        <w:keepLines w:val="0"/>
-        <w:pageBreakBefore w:val="0"/>
-        <w:widowControl/>
-        <w:kinsoku/>
-        <w:wordWrap/>
-        <w:overflowPunct/>
-        <w:topLinePunct w:val="0"/>
-        <w:autoSpaceDE w:val="0"/>
-        <w:autoSpaceDN w:val="0"/>
-        <w:bidi w:val="0"/>
-        <w:adjustRightInd w:val="0"/>
-        <w:snapToGrid/>
-        <w:spacing w:after="0" w:line="240" w:lineRule="auto"/>
-        <w:ind w:firstLine="350" w:firstLineChars="125"/>
-        <w:textAlignment w:val="auto"/>
-        <w:rPr>
-          <w:rFonts w:hint="default" w:ascii="Times New Roman" w:hAnsi="Times New Roman" w:cs="Times New Roman"/>
-          <w:color w:val="262626"/>
-          <w:sz w:val="28"/>
-          <w:szCs w:val="28"/>
-        </w:rPr>
-      </w:pPr>
-    </w:p>
-    <w:p>
-      <w:pPr>
-        <w:keepNext w:val="0"/>
-        <w:keepLines w:val="0"/>
-        <w:pageBreakBefore w:val="0"/>
-        <w:widowControl/>
-        <w:kinsoku/>
-        <w:wordWrap/>
-        <w:overflowPunct/>
-        <w:topLinePunct w:val="0"/>
-        <w:autoSpaceDE w:val="0"/>
-        <w:autoSpaceDN w:val="0"/>
-        <w:bidi w:val="0"/>
-        <w:adjustRightInd w:val="0"/>
-        <w:snapToGrid/>
-        <w:spacing w:after="0" w:line="240" w:lineRule="auto"/>
-        <w:ind w:firstLine="350" w:firstLineChars="125"/>
-        <w:textAlignment w:val="auto"/>
-        <w:rPr>
-          <w:rFonts w:hint="default" w:ascii="Times New Roman" w:hAnsi="Times New Roman" w:cs="Times New Roman"/>
-          <w:color w:val="262626"/>
-          <w:sz w:val="28"/>
-          <w:szCs w:val="28"/>
-        </w:rPr>
-      </w:pPr>
-      <w:r>
-        <w:rPr>
-          <w:rFonts w:hint="default" w:ascii="Times New Roman" w:hAnsi="Times New Roman" w:cs="Times New Roman"/>
-          <w:color w:val="262626"/>
-          <w:sz w:val="28"/>
-          <w:szCs w:val="28"/>
-        </w:rPr>
-        <w:t xml:space="preserve">                }));</w:t>
-      </w:r>
-    </w:p>
-    <w:p>
-      <w:pPr>
-        <w:keepNext w:val="0"/>
-        <w:keepLines w:val="0"/>
-        <w:pageBreakBefore w:val="0"/>
-        <w:widowControl/>
-        <w:kinsoku/>
-        <w:wordWrap/>
-        <w:overflowPunct/>
-        <w:topLinePunct w:val="0"/>
-        <w:autoSpaceDE w:val="0"/>
-        <w:autoSpaceDN w:val="0"/>
-        <w:bidi w:val="0"/>
-        <w:adjustRightInd w:val="0"/>
-        <w:snapToGrid/>
-        <w:spacing w:after="0" w:line="240" w:lineRule="auto"/>
-        <w:ind w:firstLine="350" w:firstLineChars="125"/>
-        <w:textAlignment w:val="auto"/>
-        <w:rPr>
-          <w:rFonts w:hint="default" w:ascii="Times New Roman" w:hAnsi="Times New Roman" w:cs="Times New Roman"/>
-          <w:color w:val="262626"/>
-          <w:sz w:val="28"/>
-          <w:szCs w:val="28"/>
-        </w:rPr>
-      </w:pPr>
-      <w:r>
-        <w:rPr>
-          <w:rFonts w:hint="default" w:ascii="Times New Roman" w:hAnsi="Times New Roman" w:cs="Times New Roman"/>
-          <w:color w:val="262626"/>
-          <w:sz w:val="28"/>
-          <w:szCs w:val="28"/>
-        </w:rPr>
-        <w:t xml:space="preserve">            }</w:t>
-      </w:r>
-    </w:p>
-    <w:p>
-      <w:pPr>
-        <w:keepNext w:val="0"/>
-        <w:keepLines w:val="0"/>
-        <w:pageBreakBefore w:val="0"/>
-        <w:widowControl/>
-        <w:kinsoku/>
-        <w:wordWrap/>
-        <w:overflowPunct/>
-        <w:topLinePunct w:val="0"/>
-        <w:autoSpaceDE w:val="0"/>
-        <w:autoSpaceDN w:val="0"/>
-        <w:bidi w:val="0"/>
-        <w:adjustRightInd w:val="0"/>
-        <w:snapToGrid/>
-        <w:spacing w:after="0" w:line="240" w:lineRule="auto"/>
-        <w:ind w:firstLine="350" w:firstLineChars="125"/>
-        <w:textAlignment w:val="auto"/>
-        <w:rPr>
-          <w:rFonts w:hint="default" w:ascii="Times New Roman" w:hAnsi="Times New Roman" w:cs="Times New Roman"/>
-          <w:color w:val="262626"/>
-          <w:sz w:val="28"/>
-          <w:szCs w:val="28"/>
-        </w:rPr>
-      </w:pPr>
-      <w:r>
-        <w:rPr>
-          <w:rFonts w:hint="default" w:ascii="Times New Roman" w:hAnsi="Times New Roman" w:cs="Times New Roman"/>
-          <w:color w:val="262626"/>
-          <w:sz w:val="28"/>
-          <w:szCs w:val="28"/>
-        </w:rPr>
-        <w:t xml:space="preserve">        }</w:t>
+        <w:t xml:space="preserve">        context.SaveChanges();</w:t>
       </w:r>
     </w:p>
     <w:p>
@@ -1544,10 +1155,10 @@
         <w:ind w:firstLine="350" w:firstLineChars="125"/>
         <w:textAlignment w:val="auto"/>
         <w:rPr>
-          <w:rFonts w:ascii="Menlo" w:hAnsi="Menlo" w:cs="Menlo"/>
+          <w:rFonts w:hint="default" w:ascii="Times New Roman" w:hAnsi="Times New Roman" w:cs="Times New Roman"/>
           <w:color w:val="262626"/>
-          <w:sz w:val="24"/>
-          <w:szCs w:val="24"/>
+          <w:sz w:val="28"/>
+          <w:szCs w:val="28"/>
         </w:rPr>
       </w:pPr>
       <w:r>
@@ -1562,13 +1173,550 @@
     </w:p>
     <w:p>
       <w:pPr>
+        <w:keepNext w:val="0"/>
+        <w:keepLines w:val="0"/>
+        <w:pageBreakBefore w:val="0"/>
+        <w:widowControl/>
+        <w:kinsoku/>
+        <w:wordWrap/>
+        <w:overflowPunct/>
+        <w:topLinePunct w:val="0"/>
+        <w:autoSpaceDE w:val="0"/>
+        <w:autoSpaceDN w:val="0"/>
+        <w:bidi w:val="0"/>
+        <w:adjustRightInd w:val="0"/>
+        <w:snapToGrid/>
         <w:spacing w:after="0" w:line="240" w:lineRule="auto"/>
+        <w:ind w:firstLine="350" w:firstLineChars="125"/>
+        <w:textAlignment w:val="auto"/>
+        <w:rPr>
+          <w:rFonts w:hint="default" w:ascii="Times New Roman" w:hAnsi="Times New Roman" w:cs="Times New Roman"/>
+          <w:color w:val="262626"/>
+          <w:sz w:val="28"/>
+          <w:szCs w:val="28"/>
+        </w:rPr>
+      </w:pPr>
+      <w:r>
+        <w:rPr>
+          <w:rFonts w:hint="default" w:ascii="Times New Roman" w:hAnsi="Times New Roman" w:cs="Times New Roman"/>
+          <w:color w:val="262626"/>
+          <w:sz w:val="28"/>
+          <w:szCs w:val="28"/>
+        </w:rPr>
+        <w:t>if (app.Environment.IsDevelopment())</w:t>
+      </w:r>
+    </w:p>
+    <w:p>
+      <w:pPr>
+        <w:keepNext w:val="0"/>
+        <w:keepLines w:val="0"/>
+        <w:pageBreakBefore w:val="0"/>
+        <w:widowControl/>
+        <w:kinsoku/>
+        <w:wordWrap/>
+        <w:overflowPunct/>
+        <w:topLinePunct w:val="0"/>
+        <w:autoSpaceDE w:val="0"/>
+        <w:autoSpaceDN w:val="0"/>
+        <w:bidi w:val="0"/>
+        <w:adjustRightInd w:val="0"/>
+        <w:snapToGrid/>
+        <w:spacing w:after="0" w:line="240" w:lineRule="auto"/>
+        <w:ind w:firstLine="350" w:firstLineChars="125"/>
+        <w:textAlignment w:val="auto"/>
+        <w:rPr>
+          <w:rFonts w:hint="default" w:ascii="Times New Roman" w:hAnsi="Times New Roman" w:cs="Times New Roman"/>
+          <w:color w:val="262626"/>
+          <w:sz w:val="28"/>
+          <w:szCs w:val="28"/>
+        </w:rPr>
+      </w:pPr>
+      <w:r>
+        <w:rPr>
+          <w:rFonts w:hint="default" w:ascii="Times New Roman" w:hAnsi="Times New Roman" w:cs="Times New Roman"/>
+          <w:color w:val="262626"/>
+          <w:sz w:val="28"/>
+          <w:szCs w:val="28"/>
+        </w:rPr>
+        <w:t>{</w:t>
+      </w:r>
+    </w:p>
+    <w:p>
+      <w:pPr>
+        <w:keepNext w:val="0"/>
+        <w:keepLines w:val="0"/>
+        <w:pageBreakBefore w:val="0"/>
+        <w:widowControl/>
+        <w:kinsoku/>
+        <w:wordWrap/>
+        <w:overflowPunct/>
+        <w:topLinePunct w:val="0"/>
+        <w:autoSpaceDE w:val="0"/>
+        <w:autoSpaceDN w:val="0"/>
+        <w:bidi w:val="0"/>
+        <w:adjustRightInd w:val="0"/>
+        <w:snapToGrid/>
+        <w:spacing w:after="0" w:line="240" w:lineRule="auto"/>
+        <w:ind w:firstLine="350" w:firstLineChars="125"/>
+        <w:textAlignment w:val="auto"/>
+        <w:rPr>
+          <w:rFonts w:hint="default" w:ascii="Times New Roman" w:hAnsi="Times New Roman" w:cs="Times New Roman"/>
+          <w:color w:val="262626"/>
+          <w:sz w:val="28"/>
+          <w:szCs w:val="28"/>
+        </w:rPr>
+      </w:pPr>
+      <w:r>
+        <w:rPr>
+          <w:rFonts w:hint="default" w:ascii="Times New Roman" w:hAnsi="Times New Roman" w:cs="Times New Roman"/>
+          <w:color w:val="262626"/>
+          <w:sz w:val="28"/>
+          <w:szCs w:val="28"/>
+        </w:rPr>
+        <w:t xml:space="preserve">    app.UseDeveloperExceptionPage();</w:t>
+      </w:r>
+    </w:p>
+    <w:p>
+      <w:pPr>
+        <w:keepNext w:val="0"/>
+        <w:keepLines w:val="0"/>
+        <w:pageBreakBefore w:val="0"/>
+        <w:widowControl/>
+        <w:kinsoku/>
+        <w:wordWrap/>
+        <w:overflowPunct/>
+        <w:topLinePunct w:val="0"/>
+        <w:autoSpaceDE w:val="0"/>
+        <w:autoSpaceDN w:val="0"/>
+        <w:bidi w:val="0"/>
+        <w:adjustRightInd w:val="0"/>
+        <w:snapToGrid/>
+        <w:spacing w:after="0" w:line="240" w:lineRule="auto"/>
+        <w:ind w:firstLine="350" w:firstLineChars="125"/>
+        <w:textAlignment w:val="auto"/>
+        <w:rPr>
+          <w:rFonts w:hint="default" w:ascii="Times New Roman" w:hAnsi="Times New Roman" w:cs="Times New Roman"/>
+          <w:color w:val="262626"/>
+          <w:sz w:val="28"/>
+          <w:szCs w:val="28"/>
+        </w:rPr>
+      </w:pPr>
+      <w:r>
+        <w:rPr>
+          <w:rFonts w:hint="default" w:ascii="Times New Roman" w:hAnsi="Times New Roman" w:cs="Times New Roman"/>
+          <w:color w:val="262626"/>
+          <w:sz w:val="28"/>
+          <w:szCs w:val="28"/>
+        </w:rPr>
+        <w:t>}</w:t>
+      </w:r>
+    </w:p>
+    <w:p>
+      <w:pPr>
+        <w:keepNext w:val="0"/>
+        <w:keepLines w:val="0"/>
+        <w:pageBreakBefore w:val="0"/>
+        <w:widowControl/>
+        <w:kinsoku/>
+        <w:wordWrap/>
+        <w:overflowPunct/>
+        <w:topLinePunct w:val="0"/>
+        <w:autoSpaceDE w:val="0"/>
+        <w:autoSpaceDN w:val="0"/>
+        <w:bidi w:val="0"/>
+        <w:adjustRightInd w:val="0"/>
+        <w:snapToGrid/>
+        <w:spacing w:after="0" w:line="240" w:lineRule="auto"/>
+        <w:ind w:firstLine="350" w:firstLineChars="125"/>
+        <w:textAlignment w:val="auto"/>
+        <w:rPr>
+          <w:rFonts w:hint="default" w:ascii="Times New Roman" w:hAnsi="Times New Roman" w:cs="Times New Roman"/>
+          <w:color w:val="262626"/>
+          <w:sz w:val="28"/>
+          <w:szCs w:val="28"/>
+        </w:rPr>
+      </w:pPr>
+    </w:p>
+    <w:p>
+      <w:pPr>
+        <w:keepNext w:val="0"/>
+        <w:keepLines w:val="0"/>
+        <w:pageBreakBefore w:val="0"/>
+        <w:widowControl/>
+        <w:kinsoku/>
+        <w:wordWrap/>
+        <w:overflowPunct/>
+        <w:topLinePunct w:val="0"/>
+        <w:autoSpaceDE w:val="0"/>
+        <w:autoSpaceDN w:val="0"/>
+        <w:bidi w:val="0"/>
+        <w:adjustRightInd w:val="0"/>
+        <w:snapToGrid/>
+        <w:spacing w:after="0" w:line="240" w:lineRule="auto"/>
+        <w:ind w:firstLine="350" w:firstLineChars="125"/>
+        <w:textAlignment w:val="auto"/>
+        <w:rPr>
+          <w:rFonts w:hint="default" w:ascii="Times New Roman" w:hAnsi="Times New Roman" w:cs="Times New Roman"/>
+          <w:color w:val="262626"/>
+          <w:sz w:val="28"/>
+          <w:szCs w:val="28"/>
+        </w:rPr>
+      </w:pPr>
+      <w:r>
+        <w:rPr>
+          <w:rFonts w:hint="default" w:ascii="Times New Roman" w:hAnsi="Times New Roman" w:cs="Times New Roman"/>
+          <w:color w:val="262626"/>
+          <w:sz w:val="28"/>
+          <w:szCs w:val="28"/>
+        </w:rPr>
+        <w:t>app.UseHttpsRedirection();</w:t>
+      </w:r>
+    </w:p>
+    <w:p>
+      <w:pPr>
+        <w:keepNext w:val="0"/>
+        <w:keepLines w:val="0"/>
+        <w:pageBreakBefore w:val="0"/>
+        <w:widowControl/>
+        <w:kinsoku/>
+        <w:wordWrap/>
+        <w:overflowPunct/>
+        <w:topLinePunct w:val="0"/>
+        <w:autoSpaceDE w:val="0"/>
+        <w:autoSpaceDN w:val="0"/>
+        <w:bidi w:val="0"/>
+        <w:adjustRightInd w:val="0"/>
+        <w:snapToGrid/>
+        <w:spacing w:after="0" w:line="240" w:lineRule="auto"/>
+        <w:ind w:firstLine="350" w:firstLineChars="125"/>
+        <w:textAlignment w:val="auto"/>
+        <w:rPr>
+          <w:rFonts w:hint="default" w:ascii="Times New Roman" w:hAnsi="Times New Roman" w:cs="Times New Roman"/>
+          <w:color w:val="262626"/>
+          <w:sz w:val="28"/>
+          <w:szCs w:val="28"/>
+        </w:rPr>
+      </w:pPr>
+      <w:r>
+        <w:rPr>
+          <w:rFonts w:hint="default" w:ascii="Times New Roman" w:hAnsi="Times New Roman" w:cs="Times New Roman"/>
+          <w:color w:val="262626"/>
+          <w:sz w:val="28"/>
+          <w:szCs w:val="28"/>
+        </w:rPr>
+        <w:t>app.UseStaticFiles();</w:t>
+      </w:r>
+    </w:p>
+    <w:p>
+      <w:pPr>
+        <w:keepNext w:val="0"/>
+        <w:keepLines w:val="0"/>
+        <w:pageBreakBefore w:val="0"/>
+        <w:widowControl/>
+        <w:kinsoku/>
+        <w:wordWrap/>
+        <w:overflowPunct/>
+        <w:topLinePunct w:val="0"/>
+        <w:autoSpaceDE w:val="0"/>
+        <w:autoSpaceDN w:val="0"/>
+        <w:bidi w:val="0"/>
+        <w:adjustRightInd w:val="0"/>
+        <w:snapToGrid/>
+        <w:spacing w:after="0" w:line="240" w:lineRule="auto"/>
+        <w:ind w:firstLine="350" w:firstLineChars="125"/>
+        <w:textAlignment w:val="auto"/>
+        <w:rPr>
+          <w:rFonts w:hint="default" w:ascii="Times New Roman" w:hAnsi="Times New Roman" w:cs="Times New Roman"/>
+          <w:color w:val="262626"/>
+          <w:sz w:val="28"/>
+          <w:szCs w:val="28"/>
+        </w:rPr>
+      </w:pPr>
+      <w:r>
+        <w:rPr>
+          <w:rFonts w:hint="default" w:ascii="Times New Roman" w:hAnsi="Times New Roman" w:cs="Times New Roman"/>
+          <w:color w:val="262626"/>
+          <w:sz w:val="28"/>
+          <w:szCs w:val="28"/>
+        </w:rPr>
+        <w:t>app.UseRouting();</w:t>
+      </w:r>
+    </w:p>
+    <w:p>
+      <w:pPr>
+        <w:keepNext w:val="0"/>
+        <w:keepLines w:val="0"/>
+        <w:pageBreakBefore w:val="0"/>
+        <w:widowControl/>
+        <w:kinsoku/>
+        <w:wordWrap/>
+        <w:overflowPunct/>
+        <w:topLinePunct w:val="0"/>
+        <w:autoSpaceDE w:val="0"/>
+        <w:autoSpaceDN w:val="0"/>
+        <w:bidi w:val="0"/>
+        <w:adjustRightInd w:val="0"/>
+        <w:snapToGrid/>
+        <w:spacing w:after="0" w:line="240" w:lineRule="auto"/>
+        <w:ind w:firstLine="350" w:firstLineChars="125"/>
+        <w:textAlignment w:val="auto"/>
+        <w:rPr>
+          <w:rFonts w:hint="default" w:ascii="Times New Roman" w:hAnsi="Times New Roman" w:cs="Times New Roman"/>
+          <w:color w:val="262626"/>
+          <w:sz w:val="28"/>
+          <w:szCs w:val="28"/>
+        </w:rPr>
+      </w:pPr>
+      <w:r>
+        <w:rPr>
+          <w:rFonts w:hint="default" w:ascii="Times New Roman" w:hAnsi="Times New Roman" w:cs="Times New Roman"/>
+          <w:color w:val="262626"/>
+          <w:sz w:val="28"/>
+          <w:szCs w:val="28"/>
+        </w:rPr>
+        <w:t>app.UseAuthorization();</w:t>
+      </w:r>
+    </w:p>
+    <w:p>
+      <w:pPr>
+        <w:keepNext w:val="0"/>
+        <w:keepLines w:val="0"/>
+        <w:pageBreakBefore w:val="0"/>
+        <w:widowControl/>
+        <w:kinsoku/>
+        <w:wordWrap/>
+        <w:overflowPunct/>
+        <w:topLinePunct w:val="0"/>
+        <w:autoSpaceDE w:val="0"/>
+        <w:autoSpaceDN w:val="0"/>
+        <w:bidi w:val="0"/>
+        <w:adjustRightInd w:val="0"/>
+        <w:snapToGrid/>
+        <w:spacing w:after="0" w:line="240" w:lineRule="auto"/>
+        <w:ind w:firstLine="350" w:firstLineChars="125"/>
+        <w:textAlignment w:val="auto"/>
+        <w:rPr>
+          <w:rFonts w:hint="default" w:ascii="Times New Roman" w:hAnsi="Times New Roman" w:cs="Times New Roman"/>
+          <w:color w:val="262626"/>
+          <w:sz w:val="28"/>
+          <w:szCs w:val="28"/>
+        </w:rPr>
+      </w:pPr>
+    </w:p>
+    <w:p>
+      <w:pPr>
+        <w:keepNext w:val="0"/>
+        <w:keepLines w:val="0"/>
+        <w:pageBreakBefore w:val="0"/>
+        <w:widowControl/>
+        <w:kinsoku/>
+        <w:wordWrap/>
+        <w:overflowPunct/>
+        <w:topLinePunct w:val="0"/>
+        <w:autoSpaceDE w:val="0"/>
+        <w:autoSpaceDN w:val="0"/>
+        <w:bidi w:val="0"/>
+        <w:adjustRightInd w:val="0"/>
+        <w:snapToGrid/>
+        <w:spacing w:after="0" w:line="240" w:lineRule="auto"/>
+        <w:ind w:firstLine="350" w:firstLineChars="125"/>
+        <w:textAlignment w:val="auto"/>
+        <w:rPr>
+          <w:rFonts w:hint="default" w:ascii="Times New Roman" w:hAnsi="Times New Roman" w:cs="Times New Roman"/>
+          <w:color w:val="262626"/>
+          <w:sz w:val="28"/>
+          <w:szCs w:val="28"/>
+        </w:rPr>
+      </w:pPr>
+      <w:r>
+        <w:rPr>
+          <w:rFonts w:hint="default" w:ascii="Times New Roman" w:hAnsi="Times New Roman" w:cs="Times New Roman"/>
+          <w:color w:val="262626"/>
+          <w:sz w:val="28"/>
+          <w:szCs w:val="28"/>
+        </w:rPr>
+        <w:t>app.MapControllerRoute(</w:t>
+      </w:r>
+    </w:p>
+    <w:p>
+      <w:pPr>
+        <w:keepNext w:val="0"/>
+        <w:keepLines w:val="0"/>
+        <w:pageBreakBefore w:val="0"/>
+        <w:widowControl/>
+        <w:kinsoku/>
+        <w:wordWrap/>
+        <w:overflowPunct/>
+        <w:topLinePunct w:val="0"/>
+        <w:autoSpaceDE w:val="0"/>
+        <w:autoSpaceDN w:val="0"/>
+        <w:bidi w:val="0"/>
+        <w:adjustRightInd w:val="0"/>
+        <w:snapToGrid/>
+        <w:spacing w:after="0" w:line="240" w:lineRule="auto"/>
+        <w:ind w:firstLine="350" w:firstLineChars="125"/>
+        <w:textAlignment w:val="auto"/>
+        <w:rPr>
+          <w:rFonts w:hint="default" w:ascii="Times New Roman" w:hAnsi="Times New Roman" w:cs="Times New Roman"/>
+          <w:color w:val="262626"/>
+          <w:sz w:val="28"/>
+          <w:szCs w:val="28"/>
+        </w:rPr>
+      </w:pPr>
+      <w:r>
+        <w:rPr>
+          <w:rFonts w:hint="default" w:ascii="Times New Roman" w:hAnsi="Times New Roman" w:cs="Times New Roman"/>
+          <w:color w:val="262626"/>
+          <w:sz w:val="28"/>
+          <w:szCs w:val="28"/>
+        </w:rPr>
+        <w:t xml:space="preserve">    name: "default",</w:t>
+      </w:r>
+    </w:p>
+    <w:p>
+      <w:pPr>
+        <w:keepNext w:val="0"/>
+        <w:keepLines w:val="0"/>
+        <w:pageBreakBefore w:val="0"/>
+        <w:widowControl/>
+        <w:kinsoku/>
+        <w:wordWrap/>
+        <w:overflowPunct/>
+        <w:topLinePunct w:val="0"/>
+        <w:autoSpaceDE w:val="0"/>
+        <w:autoSpaceDN w:val="0"/>
+        <w:bidi w:val="0"/>
+        <w:adjustRightInd w:val="0"/>
+        <w:snapToGrid/>
+        <w:spacing w:after="0" w:line="240" w:lineRule="auto"/>
+        <w:ind w:firstLine="350" w:firstLineChars="125"/>
+        <w:textAlignment w:val="auto"/>
+        <w:rPr>
+          <w:rFonts w:hint="default" w:ascii="Times New Roman" w:hAnsi="Times New Roman" w:cs="Times New Roman"/>
+          <w:color w:val="262626"/>
+          <w:sz w:val="28"/>
+          <w:szCs w:val="28"/>
+        </w:rPr>
+      </w:pPr>
+      <w:r>
+        <w:rPr>
+          <w:rFonts w:hint="default" w:ascii="Times New Roman" w:hAnsi="Times New Roman" w:cs="Times New Roman"/>
+          <w:color w:val="262626"/>
+          <w:sz w:val="28"/>
+          <w:szCs w:val="28"/>
+        </w:rPr>
+        <w:t xml:space="preserve">    pattern: "{controller=Shopping}/{action=Index}/{id?}");</w:t>
+      </w:r>
+    </w:p>
+    <w:p>
+      <w:pPr>
+        <w:keepNext w:val="0"/>
+        <w:keepLines w:val="0"/>
+        <w:pageBreakBefore w:val="0"/>
+        <w:widowControl/>
+        <w:kinsoku/>
+        <w:wordWrap/>
+        <w:overflowPunct/>
+        <w:topLinePunct w:val="0"/>
+        <w:autoSpaceDE w:val="0"/>
+        <w:autoSpaceDN w:val="0"/>
+        <w:bidi w:val="0"/>
+        <w:adjustRightInd w:val="0"/>
+        <w:snapToGrid/>
+        <w:spacing w:after="0" w:line="240" w:lineRule="auto"/>
+        <w:ind w:firstLine="350" w:firstLineChars="125"/>
+        <w:textAlignment w:val="auto"/>
+        <w:rPr>
+          <w:rFonts w:hint="default" w:ascii="Times New Roman" w:hAnsi="Times New Roman" w:cs="Times New Roman"/>
+          <w:color w:val="262626"/>
+          <w:sz w:val="28"/>
+          <w:szCs w:val="28"/>
+        </w:rPr>
+      </w:pPr>
+    </w:p>
+    <w:p>
+      <w:pPr>
+        <w:keepNext w:val="0"/>
+        <w:keepLines w:val="0"/>
+        <w:pageBreakBefore w:val="0"/>
+        <w:widowControl/>
+        <w:kinsoku/>
+        <w:wordWrap/>
+        <w:overflowPunct/>
+        <w:topLinePunct w:val="0"/>
+        <w:autoSpaceDE w:val="0"/>
+        <w:autoSpaceDN w:val="0"/>
+        <w:bidi w:val="0"/>
+        <w:adjustRightInd w:val="0"/>
+        <w:snapToGrid/>
+        <w:spacing w:after="0" w:line="240" w:lineRule="auto"/>
+        <w:ind w:firstLine="350" w:firstLineChars="125"/>
+        <w:textAlignment w:val="auto"/>
+        <w:rPr>
+          <w:rFonts w:hint="default" w:ascii="Times New Roman" w:hAnsi="Times New Roman" w:cs="Times New Roman"/>
+          <w:color w:val="262626"/>
+          <w:sz w:val="28"/>
+          <w:szCs w:val="28"/>
+        </w:rPr>
+      </w:pPr>
+      <w:r>
+        <w:rPr>
+          <w:rFonts w:hint="default" w:ascii="Times New Roman" w:hAnsi="Times New Roman" w:cs="Times New Roman"/>
+          <w:color w:val="262626"/>
+          <w:sz w:val="28"/>
+          <w:szCs w:val="28"/>
+        </w:rPr>
+        <w:t>app.Run();</w:t>
+      </w:r>
+    </w:p>
+    <w:p>
+      <w:pPr>
+        <w:keepNext w:val="0"/>
+        <w:keepLines w:val="0"/>
+        <w:pageBreakBefore w:val="0"/>
+        <w:widowControl/>
+        <w:kinsoku/>
+        <w:wordWrap/>
+        <w:overflowPunct/>
+        <w:topLinePunct w:val="0"/>
+        <w:autoSpaceDE w:val="0"/>
+        <w:autoSpaceDN w:val="0"/>
+        <w:bidi w:val="0"/>
+        <w:adjustRightInd w:val="0"/>
+        <w:snapToGrid/>
+        <w:spacing w:after="0" w:line="240" w:lineRule="auto"/>
+        <w:ind w:firstLine="350" w:firstLineChars="125"/>
+        <w:textAlignment w:val="auto"/>
+        <w:rPr>
+          <w:rFonts w:hint="default" w:ascii="Times New Roman" w:hAnsi="Times New Roman" w:cs="Times New Roman"/>
+          <w:color w:val="262626"/>
+          <w:sz w:val="28"/>
+          <w:szCs w:val="28"/>
+        </w:rPr>
+      </w:pPr>
+    </w:p>
+    <w:p>
+      <w:pPr>
+        <w:autoSpaceDE w:val="0"/>
+        <w:autoSpaceDN w:val="0"/>
+        <w:adjustRightInd w:val="0"/>
+        <w:spacing w:after="0" w:line="240" w:lineRule="auto"/>
+        <w:rPr>
+          <w:rFonts w:ascii="Menlo" w:hAnsi="Menlo" w:cs="Menlo"/>
+          <w:color w:val="262626"/>
+          <w:sz w:val="24"/>
+          <w:szCs w:val="24"/>
+        </w:rPr>
+      </w:pPr>
+    </w:p>
+    <w:p>
+      <w:pPr>
+        <w:spacing w:line="240" w:lineRule="auto"/>
         <w:ind w:firstLine="567"/>
         <w:rPr>
-          <w:rFonts w:hint="default" w:ascii="Times New Roman" w:hAnsi="Times New Roman"/>
-          <w:sz w:val="28"/>
-          <w:szCs w:val="28"/>
-          <w:lang w:val="en-US"/>
+          <w:rFonts w:ascii="Times New Roman" w:hAnsi="Times New Roman"/>
+          <w:sz w:val="28"/>
+          <w:szCs w:val="28"/>
         </w:rPr>
       </w:pPr>
       <w:r>
@@ -1582,21 +1730,242 @@
     </w:p>
     <w:p>
       <w:pPr>
+        <w:autoSpaceDE w:val="0"/>
+        <w:autoSpaceDN w:val="0"/>
+        <w:adjustRightInd w:val="0"/>
         <w:spacing w:after="0" w:line="240" w:lineRule="auto"/>
-        <w:ind w:firstLine="567"/>
+        <w:rPr>
+          <w:rFonts w:ascii="Menlo" w:hAnsi="Menlo" w:cs="Menlo"/>
+          <w:color w:val="262626"/>
+          <w:sz w:val="14"/>
+          <w:szCs w:val="14"/>
+        </w:rPr>
+      </w:pPr>
+    </w:p>
+    <w:p>
+      <w:pPr>
+        <w:spacing w:after="0" w:line="240" w:lineRule="auto"/>
+        <w:rPr>
+          <w:rFonts w:ascii="Times New Roman" w:hAnsi="Times New Roman"/>
+          <w:sz w:val="28"/>
+          <w:szCs w:val="28"/>
+        </w:rPr>
+      </w:pPr>
+      <w:r>
+        <w:rPr>
+          <w:rFonts w:ascii="Times New Roman" w:hAnsi="Times New Roman"/>
+          <w:sz w:val="28"/>
+          <w:szCs w:val="28"/>
+        </w:rPr>
+        <w:t>Таблица 2</w:t>
+      </w:r>
+      <w:r>
+        <w:rPr>
+          <w:rFonts w:hint="default" w:ascii="Times New Roman" w:hAnsi="Times New Roman"/>
+          <w:sz w:val="28"/>
+          <w:szCs w:val="28"/>
+          <w:lang w:val="ru-RU"/>
+        </w:rPr>
+        <w:t>2</w:t>
+      </w:r>
+      <w:r>
+        <w:rPr>
+          <w:rFonts w:ascii="Times New Roman" w:hAnsi="Times New Roman"/>
+          <w:sz w:val="28"/>
+          <w:szCs w:val="28"/>
+        </w:rPr>
+        <w:t>.</w:t>
+      </w:r>
+      <w:r>
+        <w:rPr>
+          <w:rFonts w:hint="default" w:ascii="Times New Roman" w:hAnsi="Times New Roman"/>
+          <w:sz w:val="28"/>
+          <w:szCs w:val="28"/>
+          <w:lang w:val="ru-RU"/>
+        </w:rPr>
+        <w:t>1</w:t>
+      </w:r>
+      <w:r>
+        <w:rPr>
+          <w:rFonts w:ascii="Times New Roman" w:hAnsi="Times New Roman"/>
+          <w:sz w:val="28"/>
+          <w:szCs w:val="28"/>
+        </w:rPr>
+        <w:t xml:space="preserve"> – Входные и выходные данные</w:t>
+      </w:r>
+    </w:p>
+    <w:tbl>
+      <w:tblPr>
+        <w:tblStyle w:val="26"/>
+        <w:tblW w:w="0" w:type="auto"/>
+        <w:tblInd w:w="0" w:type="dxa"/>
+        <w:tblBorders>
+          <w:top w:val="single" w:color="auto" w:sz="4" w:space="0"/>
+          <w:left w:val="single" w:color="auto" w:sz="4" w:space="0"/>
+          <w:bottom w:val="single" w:color="auto" w:sz="4" w:space="0"/>
+          <w:right w:val="single" w:color="auto" w:sz="4" w:space="0"/>
+          <w:insideH w:val="single" w:color="auto" w:sz="4" w:space="0"/>
+          <w:insideV w:val="single" w:color="auto" w:sz="4" w:space="0"/>
+        </w:tblBorders>
+        <w:tblLayout w:type="autofit"/>
+        <w:tblCellMar>
+          <w:top w:w="0" w:type="dxa"/>
+          <w:left w:w="108" w:type="dxa"/>
+          <w:bottom w:w="0" w:type="dxa"/>
+          <w:right w:w="108" w:type="dxa"/>
+        </w:tblCellMar>
+      </w:tblPr>
+      <w:tblGrid>
+        <w:gridCol w:w="3397"/>
+        <w:gridCol w:w="6514"/>
+      </w:tblGrid>
+      <w:tr>
+        <w:tblPrEx>
+          <w:tblBorders>
+            <w:top w:val="single" w:color="auto" w:sz="4" w:space="0"/>
+            <w:left w:val="single" w:color="auto" w:sz="4" w:space="0"/>
+            <w:bottom w:val="single" w:color="auto" w:sz="4" w:space="0"/>
+            <w:right w:val="single" w:color="auto" w:sz="4" w:space="0"/>
+            <w:insideH w:val="single" w:color="auto" w:sz="4" w:space="0"/>
+            <w:insideV w:val="single" w:color="auto" w:sz="4" w:space="0"/>
+          </w:tblBorders>
+        </w:tblPrEx>
+        <w:tc>
+          <w:tcPr>
+            <w:tcW w:w="3397" w:type="dxa"/>
+          </w:tcPr>
+          <w:p>
+            <w:pPr>
+              <w:spacing w:after="0" w:line="240" w:lineRule="auto"/>
+              <w:rPr>
+                <w:rFonts w:ascii="Times New Roman" w:hAnsi="Times New Roman"/>
+                <w:sz w:val="28"/>
+                <w:szCs w:val="28"/>
+              </w:rPr>
+            </w:pPr>
+            <w:r>
+              <w:rPr>
+                <w:rFonts w:ascii="Times New Roman" w:hAnsi="Times New Roman"/>
+                <w:sz w:val="28"/>
+                <w:szCs w:val="28"/>
+              </w:rPr>
+              <w:t>Входные данные</w:t>
+            </w:r>
+          </w:p>
+        </w:tc>
+        <w:tc>
+          <w:tcPr>
+            <w:tcW w:w="6514" w:type="dxa"/>
+          </w:tcPr>
+          <w:p>
+            <w:pPr>
+              <w:spacing w:after="0" w:line="240" w:lineRule="auto"/>
+              <w:rPr>
+                <w:rFonts w:ascii="Times New Roman" w:hAnsi="Times New Roman"/>
+                <w:sz w:val="28"/>
+                <w:szCs w:val="28"/>
+              </w:rPr>
+            </w:pPr>
+            <w:r>
+              <w:rPr>
+                <w:rFonts w:ascii="Times New Roman" w:hAnsi="Times New Roman"/>
+                <w:sz w:val="28"/>
+                <w:szCs w:val="28"/>
+              </w:rPr>
+              <w:t>Выходные данные</w:t>
+            </w:r>
+          </w:p>
+        </w:tc>
+      </w:tr>
+      <w:tr>
+        <w:tblPrEx>
+          <w:tblBorders>
+            <w:top w:val="single" w:color="auto" w:sz="4" w:space="0"/>
+            <w:left w:val="single" w:color="auto" w:sz="4" w:space="0"/>
+            <w:bottom w:val="single" w:color="auto" w:sz="4" w:space="0"/>
+            <w:right w:val="single" w:color="auto" w:sz="4" w:space="0"/>
+            <w:insideH w:val="single" w:color="auto" w:sz="4" w:space="0"/>
+            <w:insideV w:val="single" w:color="auto" w:sz="4" w:space="0"/>
+          </w:tblBorders>
+          <w:tblCellMar>
+            <w:top w:w="0" w:type="dxa"/>
+            <w:left w:w="108" w:type="dxa"/>
+            <w:bottom w:w="0" w:type="dxa"/>
+            <w:right w:w="108" w:type="dxa"/>
+          </w:tblCellMar>
+        </w:tblPrEx>
+        <w:tc>
+          <w:tcPr>
+            <w:tcW w:w="3397" w:type="dxa"/>
+          </w:tcPr>
+          <w:p>
+            <w:pPr>
+              <w:spacing w:after="0" w:line="240" w:lineRule="auto"/>
+              <w:rPr>
+                <w:rFonts w:ascii="Times New Roman" w:hAnsi="Times New Roman"/>
+                <w:sz w:val="28"/>
+                <w:szCs w:val="28"/>
+              </w:rPr>
+            </w:pPr>
+          </w:p>
+        </w:tc>
+        <w:tc>
+          <w:tcPr>
+            <w:tcW w:w="6514" w:type="dxa"/>
+          </w:tcPr>
+          <w:p>
+            <w:pPr>
+              <w:spacing w:after="0" w:line="240" w:lineRule="auto"/>
+              <w:rPr>
+                <w:rFonts w:hint="default" w:ascii="Times New Roman" w:hAnsi="Times New Roman"/>
+                <w:sz w:val="28"/>
+                <w:szCs w:val="28"/>
+                <w:lang w:val="ru-RU"/>
+              </w:rPr>
+            </w:pPr>
+            <w:r>
+              <w:rPr>
+                <w:rFonts w:ascii="Times New Roman" w:hAnsi="Times New Roman"/>
+                <w:sz w:val="28"/>
+                <w:szCs w:val="28"/>
+                <w:lang w:val="ru-RU"/>
+              </w:rPr>
+              <w:t>Добавление</w:t>
+            </w:r>
+            <w:r>
+              <w:rPr>
+                <w:rFonts w:hint="default" w:ascii="Times New Roman" w:hAnsi="Times New Roman"/>
+                <w:sz w:val="28"/>
+                <w:szCs w:val="28"/>
+                <w:lang w:val="ru-RU"/>
+              </w:rPr>
+              <w:t xml:space="preserve">, удаление, сохранение товаров </w:t>
+            </w:r>
+          </w:p>
+        </w:tc>
+      </w:tr>
+    </w:tbl>
+    <w:p>
+      <w:pPr>
+        <w:spacing w:after="0" w:line="240" w:lineRule="auto"/>
+        <w:rPr>
+          <w:rFonts w:ascii="Times New Roman" w:hAnsi="Times New Roman"/>
+          <w:sz w:val="28"/>
+          <w:szCs w:val="28"/>
+        </w:rPr>
+      </w:pPr>
+    </w:p>
+    <w:p>
+      <w:pPr>
+        <w:spacing w:before="240" w:after="0" w:line="360" w:lineRule="auto"/>
         <w:jc w:val="center"/>
-        <w:rPr>
-          <w:rFonts w:ascii="Times New Roman" w:hAnsi="Times New Roman"/>
-          <w:sz w:val="28"/>
-          <w:szCs w:val="28"/>
-        </w:rPr>
       </w:pPr>
       <w:r>
         <w:drawing>
           <wp:inline distT="0" distB="0" distL="114300" distR="114300">
-            <wp:extent cx="5737225" cy="4210685"/>
-            <wp:effectExtent l="0" t="0" r="15875" b="18415"/>
-            <wp:docPr id="65" name="Изображение 1"/>
+            <wp:extent cx="5467985" cy="3435985"/>
+            <wp:effectExtent l="0" t="0" r="18415" b="12065"/>
+            <wp:docPr id="131" name="Изображение 1"/>
             <wp:cNvGraphicFramePr>
               <a:graphicFrameLocks xmlns:a="http://schemas.openxmlformats.org/drawingml/2006/main" noChangeAspect="1"/>
             </wp:cNvGraphicFramePr>
@@ -1604,13 +1973,13 @@
               <a:graphicData uri="http://schemas.openxmlformats.org/drawingml/2006/picture">
                 <pic:pic xmlns:pic="http://schemas.openxmlformats.org/drawingml/2006/picture">
                   <pic:nvPicPr>
-                    <pic:cNvPr id="65" name="Изображение 1"/>
+                    <pic:cNvPr id="131" name="Изображение 1"/>
                     <pic:cNvPicPr>
                       <a:picLocks noChangeAspect="1"/>
                     </pic:cNvPicPr>
                   </pic:nvPicPr>
                   <pic:blipFill>
-                    <a:blip r:embed="rId10"/>
+                    <a:blip r:embed="rId11"/>
                     <a:stretch>
                       <a:fillRect/>
                     </a:stretch>
@@ -1618,7 +1987,7 @@
                   <pic:spPr>
                     <a:xfrm>
                       <a:off x="0" y="0"/>
-                      <a:ext cx="5737225" cy="4210685"/>
+                      <a:ext cx="5467985" cy="3435985"/>
                     </a:xfrm>
                     <a:prstGeom prst="rect">
                       <a:avLst/>
@@ -1634,26 +2003,54 @@
           </wp:inline>
         </w:drawing>
       </w:r>
-      <w:bookmarkStart w:id="0" w:name="_GoBack"/>
-      <w:bookmarkEnd w:id="0"/>
     </w:p>
     <w:p>
       <w:pPr>
         <w:spacing w:before="240" w:after="0" w:line="360" w:lineRule="auto"/>
         <w:jc w:val="center"/>
-        <w:rPr>
-          <w:rFonts w:ascii="Times New Roman" w:hAnsi="Times New Roman"/>
-          <w:sz w:val="28"/>
-          <w:szCs w:val="28"/>
-        </w:rPr>
       </w:pPr>
       <w:r>
-        <w:rPr>
-          <w:rFonts w:ascii="Times New Roman" w:hAnsi="Times New Roman"/>
-          <w:sz w:val="28"/>
-          <w:szCs w:val="28"/>
-        </w:rPr>
-        <w:t>Рисунок 16.1 – Результат работы программы</w:t>
+        <w:drawing>
+          <wp:inline distT="0" distB="0" distL="114300" distR="114300">
+            <wp:extent cx="6297295" cy="4821555"/>
+            <wp:effectExtent l="0" t="0" r="8255" b="17145"/>
+            <wp:docPr id="132" name="Изображение 2"/>
+            <wp:cNvGraphicFramePr>
+              <a:graphicFrameLocks xmlns:a="http://schemas.openxmlformats.org/drawingml/2006/main" noChangeAspect="1"/>
+            </wp:cNvGraphicFramePr>
+            <a:graphic xmlns:a="http://schemas.openxmlformats.org/drawingml/2006/main">
+              <a:graphicData uri="http://schemas.openxmlformats.org/drawingml/2006/picture">
+                <pic:pic xmlns:pic="http://schemas.openxmlformats.org/drawingml/2006/picture">
+                  <pic:nvPicPr>
+                    <pic:cNvPr id="132" name="Изображение 2"/>
+                    <pic:cNvPicPr>
+                      <a:picLocks noChangeAspect="1"/>
+                    </pic:cNvPicPr>
+                  </pic:nvPicPr>
+                  <pic:blipFill>
+                    <a:blip r:embed="rId12"/>
+                    <a:stretch>
+                      <a:fillRect/>
+                    </a:stretch>
+                  </pic:blipFill>
+                  <pic:spPr>
+                    <a:xfrm>
+                      <a:off x="0" y="0"/>
+                      <a:ext cx="6297295" cy="4821555"/>
+                    </a:xfrm>
+                    <a:prstGeom prst="rect">
+                      <a:avLst/>
+                    </a:prstGeom>
+                    <a:noFill/>
+                    <a:ln>
+                      <a:noFill/>
+                    </a:ln>
+                  </pic:spPr>
+                </pic:pic>
+              </a:graphicData>
+            </a:graphic>
+          </wp:inline>
+        </w:drawing>
       </w:r>
     </w:p>
     <w:p>
@@ -1666,23 +2063,39 @@
           <w:szCs w:val="28"/>
         </w:rPr>
       </w:pPr>
+      <w:r>
+        <w:rPr>
+          <w:rFonts w:ascii="Times New Roman" w:hAnsi="Times New Roman"/>
+          <w:sz w:val="28"/>
+          <w:szCs w:val="28"/>
+        </w:rPr>
+        <w:t xml:space="preserve">Рисунок </w:t>
+      </w:r>
+      <w:r>
+        <w:rPr>
+          <w:rFonts w:hint="default" w:ascii="Times New Roman" w:hAnsi="Times New Roman"/>
+          <w:sz w:val="28"/>
+          <w:szCs w:val="28"/>
+          <w:lang w:val="ru-RU"/>
+        </w:rPr>
+        <w:t>22</w:t>
+      </w:r>
+      <w:r>
+        <w:rPr>
+          <w:rFonts w:ascii="Times New Roman" w:hAnsi="Times New Roman"/>
+          <w:sz w:val="28"/>
+          <w:szCs w:val="28"/>
+        </w:rPr>
+        <w:t>.1 – Результат работы программы</w:t>
+      </w:r>
     </w:p>
-    <w:p>
-      <w:pPr>
-        <w:spacing w:before="240" w:after="0" w:line="360" w:lineRule="auto"/>
-        <w:jc w:val="center"/>
-        <w:rPr>
-          <w:rFonts w:ascii="Times New Roman" w:hAnsi="Times New Roman"/>
-          <w:sz w:val="28"/>
-          <w:szCs w:val="28"/>
-        </w:rPr>
-      </w:pPr>
-    </w:p>
+    <w:p/>
     <w:sectPr>
-      <w:headerReference r:id="rId5" w:type="first"/>
-      <w:footerReference r:id="rId8" w:type="first"/>
-      <w:footerReference r:id="rId6" w:type="default"/>
-      <w:footerReference r:id="rId7" w:type="even"/>
+      <w:headerReference r:id="rId6" w:type="first"/>
+      <w:footerReference r:id="rId9" w:type="first"/>
+      <w:headerReference r:id="rId5" w:type="default"/>
+      <w:footerReference r:id="rId7" w:type="default"/>
+      <w:footerReference r:id="rId8" w:type="even"/>
       <w:pgSz w:w="11906" w:h="16838"/>
       <w:pgMar w:top="851" w:right="567" w:bottom="1560" w:left="1418" w:header="454" w:footer="397" w:gutter="0"/>
       <w:pgNumType w:start="39"/>
@@ -2010,7 +2423,24 @@
                               <w:sz w:val="28"/>
                               <w:szCs w:val="28"/>
                             </w:rPr>
-                            <w:t>.25.</w:t>
+                            <w:t>.2</w:t>
+                          </w:r>
+                          <w:r>
+                            <w:rPr>
+                              <w:rFonts w:hint="default" w:ascii="Times New Roman" w:hAnsi="Times New Roman" w:cs="Times New Roman"/>
+                              <w:sz w:val="28"/>
+                              <w:szCs w:val="28"/>
+                              <w:lang w:val="ru-RU"/>
+                            </w:rPr>
+                            <w:t>6</w:t>
+                          </w:r>
+                          <w:r>
+                            <w:rPr>
+                              <w:rFonts w:hint="default" w:ascii="Times New Roman" w:hAnsi="Times New Roman" w:cs="Times New Roman"/>
+                              <w:sz w:val="28"/>
+                              <w:szCs w:val="28"/>
+                            </w:rPr>
+                            <w:t>.</w:t>
                           </w:r>
                           <w:r>
                             <w:rPr>
@@ -2022,6 +2452,10 @@
                             <w:t>16</w:t>
                           </w:r>
                         </w:p>
+                        <w:p/>
+                        <w:p/>
+                        <w:p/>
+                        <w:p/>
                         <w:p/>
                         <w:p/>
                       </w:txbxContent>
@@ -2096,7 +2530,24 @@
                         <w:sz w:val="28"/>
                         <w:szCs w:val="28"/>
                       </w:rPr>
-                      <w:t>.25.</w:t>
+                      <w:t>.2</w:t>
+                    </w:r>
+                    <w:r>
+                      <w:rPr>
+                        <w:rFonts w:hint="default" w:ascii="Times New Roman" w:hAnsi="Times New Roman" w:cs="Times New Roman"/>
+                        <w:sz w:val="28"/>
+                        <w:szCs w:val="28"/>
+                        <w:lang w:val="ru-RU"/>
+                      </w:rPr>
+                      <w:t>6</w:t>
+                    </w:r>
+                    <w:r>
+                      <w:rPr>
+                        <w:rFonts w:hint="default" w:ascii="Times New Roman" w:hAnsi="Times New Roman" w:cs="Times New Roman"/>
+                        <w:sz w:val="28"/>
+                        <w:szCs w:val="28"/>
+                      </w:rPr>
+                      <w:t>.</w:t>
                     </w:r>
                     <w:r>
                       <w:rPr>
@@ -2108,6 +2559,10 @@
                       <w:t>16</w:t>
                     </w:r>
                   </w:p>
+                  <w:p/>
+                  <w:p/>
+                  <w:p/>
+                  <w:p/>
                   <w:p/>
                   <w:p/>
                 </w:txbxContent>
@@ -3755,8 +4210,8 @@
                             <w:rPr>
                               <w:rFonts w:hint="default"/>
                               <w:bCs/>
-                              <w:sz w:val="27"/>
-                              <w:szCs w:val="27"/>
+                              <w:sz w:val="21"/>
+                              <w:szCs w:val="21"/>
                               <w:lang w:val="ru-RU"/>
                             </w:rPr>
                           </w:pPr>
@@ -3764,21 +4219,21 @@
                             <w:rPr>
                               <w:rFonts w:ascii="Times New Roman" w:hAnsi="Times New Roman"/>
                               <w:bCs/>
-                              <w:sz w:val="27"/>
-                              <w:szCs w:val="27"/>
+                              <w:sz w:val="28"/>
+                              <w:szCs w:val="28"/>
                               <w:lang w:val="ru-RU"/>
                             </w:rPr>
-                            <w:t>МНОГОПОЛЬЗОВАТЕЛЬСКОЕ</w:t>
+                            <w:t>РАЗВЕРТЫВАНИЕ</w:t>
                           </w:r>
                           <w:r>
                             <w:rPr>
                               <w:rFonts w:hint="default" w:ascii="Times New Roman" w:hAnsi="Times New Roman"/>
                               <w:bCs/>
-                              <w:sz w:val="27"/>
-                              <w:szCs w:val="27"/>
+                              <w:sz w:val="28"/>
+                              <w:szCs w:val="28"/>
                               <w:lang w:val="ru-RU"/>
                             </w:rPr>
-                            <w:t xml:space="preserve"> ПРИЛОЖЕНИЕ</w:t>
+                            <w:t xml:space="preserve"> ПРИЛОЖЕНИЯ</w:t>
                           </w:r>
                         </w:p>
                       </w:txbxContent>
@@ -3807,8 +4262,8 @@
                       <w:rPr>
                         <w:rFonts w:hint="default"/>
                         <w:bCs/>
-                        <w:sz w:val="27"/>
-                        <w:szCs w:val="27"/>
+                        <w:sz w:val="21"/>
+                        <w:szCs w:val="21"/>
                         <w:lang w:val="ru-RU"/>
                       </w:rPr>
                     </w:pPr>
@@ -3816,21 +4271,21 @@
                       <w:rPr>
                         <w:rFonts w:ascii="Times New Roman" w:hAnsi="Times New Roman"/>
                         <w:bCs/>
-                        <w:sz w:val="27"/>
-                        <w:szCs w:val="27"/>
+                        <w:sz w:val="28"/>
+                        <w:szCs w:val="28"/>
                         <w:lang w:val="ru-RU"/>
                       </w:rPr>
-                      <w:t>МНОГОПОЛЬЗОВАТЕЛЬСКОЕ</w:t>
+                      <w:t>РАЗВЕРТЫВАНИЕ</w:t>
                     </w:r>
                     <w:r>
                       <w:rPr>
                         <w:rFonts w:hint="default" w:ascii="Times New Roman" w:hAnsi="Times New Roman"/>
                         <w:bCs/>
-                        <w:sz w:val="27"/>
-                        <w:szCs w:val="27"/>
+                        <w:sz w:val="28"/>
+                        <w:szCs w:val="28"/>
                         <w:lang w:val="ru-RU"/>
                       </w:rPr>
-                      <w:t xml:space="preserve"> ПРИЛОЖЕНИЕ</w:t>
+                      <w:t xml:space="preserve"> ПРИЛОЖЕНИЯ</w:t>
                     </w:r>
                   </w:p>
                 </w:txbxContent>
@@ -4285,9 +4740,10 @@
                         <w:p>
                           <w:pPr>
                             <w:rPr>
-                              <w:rFonts w:ascii="Times New Roman" w:hAnsi="Times New Roman"/>
+                              <w:rFonts w:hint="default" w:ascii="Times New Roman" w:hAnsi="Times New Roman"/>
                               <w:sz w:val="16"/>
                               <w:szCs w:val="18"/>
+                              <w:lang w:val="ru-RU"/>
                             </w:rPr>
                           </w:pPr>
                           <w:r>
@@ -4295,10 +4751,21 @@
                               <w:rFonts w:ascii="Times New Roman" w:hAnsi="Times New Roman"/>
                               <w:sz w:val="15"/>
                               <w:szCs w:val="15"/>
+                              <w:lang w:val="ru-RU"/>
                             </w:rPr>
-                            <w:t>Толочко П.С.</w:t>
+                            <w:t>Новик</w:t>
+                          </w:r>
+                          <w:r>
+                            <w:rPr>
+                              <w:rFonts w:hint="default" w:ascii="Times New Roman" w:hAnsi="Times New Roman"/>
+                              <w:sz w:val="15"/>
+                              <w:szCs w:val="15"/>
+                              <w:lang w:val="ru-RU"/>
+                            </w:rPr>
+                            <w:t xml:space="preserve"> А.И.</w:t>
                           </w:r>
                         </w:p>
+                        <w:p/>
                       </w:txbxContent>
                     </wps:txbx>
                     <wps:bodyPr rot="0" vert="horz" wrap="square" lIns="0" tIns="0" rIns="0" bIns="0" anchor="t" anchorCtr="0" upright="1">
@@ -4322,9 +4789,10 @@
                   <w:p>
                     <w:pPr>
                       <w:rPr>
-                        <w:rFonts w:ascii="Times New Roman" w:hAnsi="Times New Roman"/>
+                        <w:rFonts w:hint="default" w:ascii="Times New Roman" w:hAnsi="Times New Roman"/>
                         <w:sz w:val="16"/>
                         <w:szCs w:val="18"/>
+                        <w:lang w:val="ru-RU"/>
                       </w:rPr>
                     </w:pPr>
                     <w:r>
@@ -4332,10 +4800,21 @@
                         <w:rFonts w:ascii="Times New Roman" w:hAnsi="Times New Roman"/>
                         <w:sz w:val="15"/>
                         <w:szCs w:val="15"/>
+                        <w:lang w:val="ru-RU"/>
                       </w:rPr>
-                      <w:t>Толочко П.С.</w:t>
+                      <w:t>Новик</w:t>
+                    </w:r>
+                    <w:r>
+                      <w:rPr>
+                        <w:rFonts w:hint="default" w:ascii="Times New Roman" w:hAnsi="Times New Roman"/>
+                        <w:sz w:val="15"/>
+                        <w:szCs w:val="15"/>
+                        <w:lang w:val="ru-RU"/>
+                      </w:rPr>
+                      <w:t xml:space="preserve"> А.И.</w:t>
                     </w:r>
                   </w:p>
+                  <w:p/>
                 </w:txbxContent>
               </v:textbox>
             </v:shape>
@@ -4392,12 +4871,21 @@
                           </w:pPr>
                           <w:r>
                             <w:rPr>
+                              <w:rFonts w:ascii="Times New Roman" w:hAnsi="Times New Roman"/>
+                              <w:sz w:val="15"/>
+                              <w:szCs w:val="15"/>
+                              <w:lang w:val="ru-RU"/>
+                            </w:rPr>
+                            <w:t>Дубровский</w:t>
+                          </w:r>
+                          <w:r>
+                            <w:rPr>
                               <w:rFonts w:hint="default" w:ascii="Times New Roman" w:hAnsi="Times New Roman"/>
                               <w:sz w:val="15"/>
                               <w:szCs w:val="15"/>
                               <w:lang w:val="ru-RU"/>
                             </w:rPr>
-                            <w:t>Дубровский Р.В.</w:t>
+                            <w:t xml:space="preserve"> Р.В.</w:t>
                           </w:r>
                         </w:p>
                       </w:txbxContent>
@@ -4431,12 +4919,21 @@
                     </w:pPr>
                     <w:r>
                       <w:rPr>
+                        <w:rFonts w:ascii="Times New Roman" w:hAnsi="Times New Roman"/>
+                        <w:sz w:val="15"/>
+                        <w:szCs w:val="15"/>
+                        <w:lang w:val="ru-RU"/>
+                      </w:rPr>
+                      <w:t>Дубровский</w:t>
+                    </w:r>
+                    <w:r>
+                      <w:rPr>
                         <w:rFonts w:hint="default" w:ascii="Times New Roman" w:hAnsi="Times New Roman"/>
                         <w:sz w:val="15"/>
                         <w:szCs w:val="15"/>
                         <w:lang w:val="ru-RU"/>
                       </w:rPr>
-                      <w:t>Дубровский Р.В.</w:t>
+                      <w:t xml:space="preserve"> Р.В.</w:t>
                     </w:r>
                   </w:p>
                 </w:txbxContent>
@@ -5536,7 +6033,24 @@
                               <w:sz w:val="28"/>
                               <w:szCs w:val="28"/>
                             </w:rPr>
-                            <w:t>.25.</w:t>
+                            <w:t>.2</w:t>
+                          </w:r>
+                          <w:r>
+                            <w:rPr>
+                              <w:rFonts w:hint="default" w:ascii="Times New Roman" w:hAnsi="Times New Roman" w:cs="Times New Roman"/>
+                              <w:sz w:val="28"/>
+                              <w:szCs w:val="28"/>
+                              <w:lang w:val="ru-RU"/>
+                            </w:rPr>
+                            <w:t>6</w:t>
+                          </w:r>
+                          <w:r>
+                            <w:rPr>
+                              <w:rFonts w:hint="default" w:ascii="Times New Roman" w:hAnsi="Times New Roman" w:cs="Times New Roman"/>
+                              <w:sz w:val="28"/>
+                              <w:szCs w:val="28"/>
+                            </w:rPr>
+                            <w:t>.</w:t>
                           </w:r>
                           <w:r>
                             <w:rPr>
@@ -5548,6 +6062,10 @@
                             <w:t>16</w:t>
                           </w:r>
                         </w:p>
+                        <w:p/>
+                        <w:p/>
+                        <w:p/>
+                        <w:p/>
                         <w:p/>
                         <w:p/>
                       </w:txbxContent>
@@ -5622,7 +6140,24 @@
                         <w:sz w:val="28"/>
                         <w:szCs w:val="28"/>
                       </w:rPr>
-                      <w:t>.25.</w:t>
+                      <w:t>.2</w:t>
+                    </w:r>
+                    <w:r>
+                      <w:rPr>
+                        <w:rFonts w:hint="default" w:ascii="Times New Roman" w:hAnsi="Times New Roman" w:cs="Times New Roman"/>
+                        <w:sz w:val="28"/>
+                        <w:szCs w:val="28"/>
+                        <w:lang w:val="ru-RU"/>
+                      </w:rPr>
+                      <w:t>6</w:t>
+                    </w:r>
+                    <w:r>
+                      <w:rPr>
+                        <w:rFonts w:hint="default" w:ascii="Times New Roman" w:hAnsi="Times New Roman" w:cs="Times New Roman"/>
+                        <w:sz w:val="28"/>
+                        <w:szCs w:val="28"/>
+                      </w:rPr>
+                      <w:t>.</w:t>
                     </w:r>
                     <w:r>
                       <w:rPr>
@@ -5634,6 +6169,10 @@
                       <w:t>16</w:t>
                     </w:r>
                   </w:p>
+                  <w:p/>
+                  <w:p/>
+                  <w:p/>
+                  <w:p/>
                   <w:p/>
                   <w:p/>
                 </w:txbxContent>
@@ -7433,6 +7972,16 @@
     <w:pPr>
       <w:pStyle w:val="17"/>
     </w:pPr>
+  </w:p>
+</w:hdr>
+</file>
+
+<file path=word/header2.xml><?xml version="1.0" encoding="utf-8"?>
+<w:hdr xmlns:wpc="http://schemas.microsoft.com/office/word/2010/wordprocessingCanvas" xmlns:mc="http://schemas.openxmlformats.org/markup-compatibility/2006" xmlns:o="urn:schemas-microsoft-com:office:office" xmlns:r="http://schemas.openxmlformats.org/officeDocument/2006/relationships" xmlns:m="http://schemas.openxmlformats.org/officeDocument/2006/math" xmlns:v="urn:schemas-microsoft-com:vml" xmlns:wp14="http://schemas.microsoft.com/office/word/2010/wordprocessingDrawing" xmlns:wp="http://schemas.openxmlformats.org/drawingml/2006/wordprocessingDrawing" xmlns:w10="urn:schemas-microsoft-com:office:word" xmlns:w="http://schemas.openxmlformats.org/wordprocessingml/2006/main" xmlns:w14="http://schemas.microsoft.com/office/word/2010/wordml" xmlns:w15="http://schemas.microsoft.com/office/word/2012/wordml" xmlns:wpg="http://schemas.microsoft.com/office/word/2010/wordprocessingGroup" xmlns:wpi="http://schemas.microsoft.com/office/word/2010/wordprocessingInk" xmlns:wne="http://schemas.microsoft.com/office/word/2006/wordml" xmlns:wps="http://schemas.microsoft.com/office/word/2010/wordprocessingShape" xmlns:wpsCustomData="http://www.wps.cn/officeDocument/2013/wpsCustomData" mc:Ignorable="w14 w15 wp14">
+  <w:p>
+    <w:pPr>
+      <w:pStyle w:val="17"/>
+    </w:pPr>
     <w:r>
       <w:rPr>
         <w:rFonts w:ascii="GOST type B" w:hAnsi="GOST type B"/>
@@ -7556,8 +8105,8 @@
     <w:lsdException w:uiPriority="99" w:name="index 7"/>
     <w:lsdException w:uiPriority="99" w:name="index 8"/>
     <w:lsdException w:uiPriority="99" w:name="index 9"/>
-    <w:lsdException w:unhideWhenUsed="0" w:uiPriority="0" w:name="toc 1"/>
-    <w:lsdException w:unhideWhenUsed="0" w:uiPriority="0" w:name="toc 2"/>
+    <w:lsdException w:qFormat="1" w:unhideWhenUsed="0" w:uiPriority="0" w:name="toc 1"/>
+    <w:lsdException w:qFormat="1" w:unhideWhenUsed="0" w:uiPriority="0" w:name="toc 2"/>
     <w:lsdException w:uiPriority="39" w:name="toc 3"/>
     <w:lsdException w:uiPriority="39" w:name="toc 4"/>
     <w:lsdException w:uiPriority="39" w:name="toc 5"/>
@@ -7578,7 +8127,7 @@
     <w:lsdException w:uiPriority="99" w:name="footnote reference"/>
     <w:lsdException w:uiPriority="99" w:name="annotation reference"/>
     <w:lsdException w:uiPriority="99" w:name="line number"/>
-    <w:lsdException w:unhideWhenUsed="0" w:uiPriority="0" w:semiHidden="0" w:name="page number"/>
+    <w:lsdException w:qFormat="1" w:unhideWhenUsed="0" w:uiPriority="0" w:semiHidden="0" w:name="page number"/>
     <w:lsdException w:uiPriority="99" w:name="endnote reference"/>
     <w:lsdException w:uiPriority="99" w:name="endnote text"/>
     <w:lsdException w:uiPriority="99" w:name="table of authorities"/>
@@ -7602,9 +8151,9 @@
     <w:lsdException w:qFormat="1" w:unhideWhenUsed="0" w:uiPriority="10" w:semiHidden="0" w:name="Title"/>
     <w:lsdException w:uiPriority="99" w:name="Closing"/>
     <w:lsdException w:uiPriority="99" w:name="Signature"/>
-    <w:lsdException w:uiPriority="1" w:name="Default Paragraph Font"/>
-    <w:lsdException w:unhideWhenUsed="0" w:uiPriority="0" w:semiHidden="0" w:name="Body Text"/>
-    <w:lsdException w:unhideWhenUsed="0" w:uiPriority="0" w:semiHidden="0" w:name="Body Text Indent"/>
+    <w:lsdException w:qFormat="1" w:uiPriority="1" w:name="Default Paragraph Font"/>
+    <w:lsdException w:qFormat="1" w:unhideWhenUsed="0" w:uiPriority="0" w:semiHidden="0" w:name="Body Text"/>
+    <w:lsdException w:qFormat="1" w:unhideWhenUsed="0" w:uiPriority="0" w:semiHidden="0" w:name="Body Text Indent"/>
     <w:lsdException w:uiPriority="99" w:name="List Continue"/>
     <w:lsdException w:uiPriority="99" w:name="List Continue 2"/>
     <w:lsdException w:uiPriority="99" w:name="List Continue 3"/>
@@ -7617,19 +8166,19 @@
     <w:lsdException w:uiPriority="99" w:name="Body Text First Indent"/>
     <w:lsdException w:uiPriority="99" w:name="Body Text First Indent 2"/>
     <w:lsdException w:uiPriority="99" w:name="Note Heading"/>
-    <w:lsdException w:unhideWhenUsed="0" w:uiPriority="0" w:semiHidden="0" w:name="Body Text 2"/>
+    <w:lsdException w:qFormat="1" w:unhideWhenUsed="0" w:uiPriority="0" w:semiHidden="0" w:name="Body Text 2"/>
     <w:lsdException w:uiPriority="99" w:name="Body Text 3"/>
     <w:lsdException w:qFormat="1" w:unhideWhenUsed="0" w:uiPriority="0" w:semiHidden="0" w:name="Body Text Indent 2"/>
-    <w:lsdException w:unhideWhenUsed="0" w:uiPriority="0" w:semiHidden="0" w:name="Body Text Indent 3"/>
+    <w:lsdException w:qFormat="1" w:unhideWhenUsed="0" w:uiPriority="0" w:semiHidden="0" w:name="Body Text Indent 3"/>
     <w:lsdException w:qFormat="1" w:unhideWhenUsed="0" w:uiPriority="0" w:semiHidden="0" w:name="Block Text"/>
-    <w:lsdException w:uiPriority="99" w:semiHidden="0" w:name="Hyperlink"/>
+    <w:lsdException w:qFormat="1" w:uiPriority="99" w:semiHidden="0" w:name="Hyperlink"/>
     <w:lsdException w:uiPriority="99" w:name="FollowedHyperlink"/>
     <w:lsdException w:qFormat="1" w:unhideWhenUsed="0" w:uiPriority="22" w:semiHidden="0" w:name="Strong"/>
     <w:lsdException w:qFormat="1" w:unhideWhenUsed="0" w:uiPriority="0" w:semiHidden="0" w:name="Emphasis"/>
-    <w:lsdException w:unhideWhenUsed="0" w:uiPriority="0" w:semiHidden="0" w:name="Document Map"/>
+    <w:lsdException w:qFormat="1" w:unhideWhenUsed="0" w:uiPriority="0" w:semiHidden="0" w:name="Document Map"/>
     <w:lsdException w:uiPriority="99" w:name="Plain Text"/>
     <w:lsdException w:uiPriority="99" w:name="E-mail Signature"/>
-    <w:lsdException w:unhideWhenUsed="0" w:uiPriority="0" w:semiHidden="0" w:name="Normal (Web)"/>
+    <w:lsdException w:qFormat="1" w:unhideWhenUsed="0" w:uiPriority="0" w:semiHidden="0" w:name="Normal (Web)"/>
     <w:lsdException w:uiPriority="99" w:name="HTML Acronym"/>
     <w:lsdException w:uiPriority="99" w:name="HTML Address"/>
     <w:lsdException w:uiPriority="99" w:name="HTML Cite"/>
@@ -7640,7 +8189,7 @@
     <w:lsdException w:uiPriority="99" w:name="HTML Sample"/>
     <w:lsdException w:uiPriority="99" w:name="HTML Typewriter"/>
     <w:lsdException w:uiPriority="99" w:name="HTML Variable"/>
-    <w:lsdException w:uiPriority="99" w:name="Normal Table"/>
+    <w:lsdException w:qFormat="1" w:uiPriority="99" w:name="Normal Table"/>
     <w:lsdException w:uiPriority="99" w:name="annotation subject"/>
     <w:lsdException w:uiPriority="99" w:name="Table Simple 1"/>
     <w:lsdException w:uiPriority="99" w:name="Table Simple 2"/>
@@ -7816,12 +8365,14 @@
     <w:name w:val="Default Paragraph Font"/>
     <w:semiHidden/>
     <w:unhideWhenUsed/>
+    <w:qFormat/>
     <w:uiPriority w:val="1"/>
   </w:style>
   <w:style w:type="table" w:default="1" w:styleId="9">
     <w:name w:val="Normal Table"/>
     <w:semiHidden/>
     <w:unhideWhenUsed/>
+    <w:qFormat/>
     <w:uiPriority w:val="99"/>
     <w:tblPr>
       <w:tblCellMar>
@@ -7844,6 +8395,7 @@
   <w:style w:type="character" w:styleId="11">
     <w:name w:val="Hyperlink"/>
     <w:unhideWhenUsed/>
+    <w:qFormat/>
     <w:uiPriority w:val="99"/>
     <w:rPr>
       <w:color w:val="0000FF"/>
@@ -7853,6 +8405,7 @@
   <w:style w:type="character" w:styleId="12">
     <w:name w:val="page number"/>
     <w:basedOn w:val="8"/>
+    <w:qFormat/>
     <w:uiPriority w:val="0"/>
   </w:style>
   <w:style w:type="paragraph" w:styleId="13">
@@ -7870,6 +8423,7 @@
   <w:style w:type="paragraph" w:styleId="14">
     <w:name w:val="Body Text 2"/>
     <w:basedOn w:val="1"/>
+    <w:qFormat/>
     <w:uiPriority w:val="0"/>
     <w:pPr>
       <w:spacing w:after="120" w:line="480" w:lineRule="auto"/>
@@ -7879,6 +8433,7 @@
     <w:name w:val="Body Text Indent 3"/>
     <w:basedOn w:val="1"/>
     <w:link w:val="47"/>
+    <w:qFormat/>
     <w:uiPriority w:val="0"/>
     <w:pPr>
       <w:spacing w:after="120"/>
@@ -7893,6 +8448,7 @@
     <w:name w:val="Document Map"/>
     <w:basedOn w:val="1"/>
     <w:link w:val="43"/>
+    <w:qFormat/>
     <w:uiPriority w:val="0"/>
     <w:rPr>
       <w:rFonts w:ascii="Tahoma" w:hAnsi="Tahoma" w:cs="Tahoma"/>
@@ -7916,6 +8472,7 @@
   <w:style w:type="paragraph" w:styleId="18">
     <w:name w:val="Body Text"/>
     <w:basedOn w:val="1"/>
+    <w:qFormat/>
     <w:uiPriority w:val="0"/>
     <w:rPr>
       <w:sz w:val="28"/>
@@ -7928,6 +8485,7 @@
     <w:next w:val="1"/>
     <w:autoRedefine/>
     <w:semiHidden/>
+    <w:qFormat/>
     <w:uiPriority w:val="0"/>
   </w:style>
   <w:style w:type="paragraph" w:styleId="20">
@@ -7936,6 +8494,7 @@
     <w:next w:val="1"/>
     <w:autoRedefine/>
     <w:semiHidden/>
+    <w:qFormat/>
     <w:uiPriority w:val="0"/>
     <w:pPr>
       <w:ind w:left="200"/>
@@ -7944,6 +8503,7 @@
   <w:style w:type="paragraph" w:styleId="21">
     <w:name w:val="Body Text Indent"/>
     <w:basedOn w:val="1"/>
+    <w:qFormat/>
     <w:uiPriority w:val="0"/>
     <w:pPr>
       <w:spacing w:after="120"/>
@@ -7966,6 +8526,7 @@
   <w:style w:type="paragraph" w:styleId="23">
     <w:name w:val="Normal (Web)"/>
     <w:basedOn w:val="1"/>
+    <w:qFormat/>
     <w:uiPriority w:val="0"/>
     <w:pPr>
       <w:spacing w:before="100" w:beforeAutospacing="1" w:after="100" w:afterAutospacing="1"/>
@@ -8022,6 +8583,7 @@
   <w:style w:type="character" w:customStyle="1" w:styleId="27">
     <w:name w:val="Верхний колонтитул Знак1"/>
     <w:link w:val="17"/>
+    <w:qFormat/>
     <w:uiPriority w:val="0"/>
     <w:rPr>
       <w:lang w:val="ru-RU" w:eastAsia="ru-RU" w:bidi="ar-SA"/>
@@ -8057,6 +8619,7 @@
   <w:style w:type="paragraph" w:customStyle="1" w:styleId="30">
     <w:name w:val="textn"/>
     <w:basedOn w:val="1"/>
+    <w:qFormat/>
     <w:uiPriority w:val="0"/>
     <w:pPr>
       <w:spacing w:before="100" w:beforeAutospacing="1" w:after="100" w:afterAutospacing="1"/>
@@ -8083,6 +8646,7 @@
   <w:style w:type="character" w:customStyle="1" w:styleId="32">
     <w:name w:val="Текст выноски Знак"/>
     <w:link w:val="13"/>
+    <w:qFormat/>
     <w:uiPriority w:val="0"/>
     <w:rPr>
       <w:rFonts w:ascii="Tahoma" w:hAnsi="Tahoma" w:cs="Tahoma"/>
@@ -8113,6 +8677,7 @@
   <w:style w:type="paragraph" w:customStyle="1" w:styleId="35">
     <w:name w:val="Чертежный"/>
     <w:link w:val="48"/>
+    <w:qFormat/>
     <w:uiPriority w:val="0"/>
     <w:pPr>
       <w:jc w:val="both"/>
@@ -8149,6 +8714,7 @@
   </w:style>
   <w:style w:type="paragraph" w:customStyle="1" w:styleId="38">
     <w:name w:val="Обычный11"/>
+    <w:qFormat/>
     <w:uiPriority w:val="0"/>
     <w:pPr>
       <w:snapToGrid w:val="0"/>
@@ -8177,6 +8743,7 @@
   <w:style w:type="table" w:customStyle="1" w:styleId="40">
     <w:name w:val="Сетка таблицы2"/>
     <w:basedOn w:val="9"/>
+    <w:qFormat/>
     <w:uiPriority w:val="0"/>
     <w:tblPr>
       <w:tblBorders>
@@ -8192,6 +8759,7 @@
   <w:style w:type="character" w:customStyle="1" w:styleId="41">
     <w:name w:val="Заголовок 2 Знак"/>
     <w:link w:val="3"/>
+    <w:qFormat/>
     <w:uiPriority w:val="0"/>
     <w:rPr>
       <w:rFonts w:ascii="GOST type B" w:hAnsi="GOST type B"/>
@@ -8203,11 +8771,13 @@
     <w:name w:val="Нижний колонтитул Знак"/>
     <w:basedOn w:val="8"/>
     <w:link w:val="22"/>
+    <w:qFormat/>
     <w:uiPriority w:val="0"/>
   </w:style>
   <w:style w:type="character" w:customStyle="1" w:styleId="43">
     <w:name w:val="Схема документа Знак"/>
     <w:link w:val="16"/>
+    <w:qFormat/>
     <w:uiPriority w:val="0"/>
     <w:rPr>
       <w:rFonts w:ascii="Tahoma" w:hAnsi="Tahoma" w:cs="Tahoma"/>
@@ -8218,6 +8788,7 @@
   <w:style w:type="character" w:customStyle="1" w:styleId="44">
     <w:name w:val="Заголовок 1 Знак"/>
     <w:link w:val="2"/>
+    <w:qFormat/>
     <w:uiPriority w:val="0"/>
     <w:rPr>
       <w:rFonts w:ascii="GOST type B" w:hAnsi="GOST type B"/>
@@ -8228,6 +8799,7 @@
   <w:style w:type="character" w:customStyle="1" w:styleId="45">
     <w:name w:val="Заголовок 3 Знак"/>
     <w:link w:val="4"/>
+    <w:qFormat/>
     <w:uiPriority w:val="0"/>
     <w:rPr>
       <w:rFonts w:ascii="GOST type B" w:hAnsi="GOST type B"/>
@@ -8237,6 +8809,7 @@
   </w:style>
   <w:style w:type="paragraph" w:customStyle="1" w:styleId="46">
     <w:name w:val="Default"/>
+    <w:qFormat/>
     <w:uiPriority w:val="0"/>
     <w:pPr>
       <w:autoSpaceDE w:val="0"/>
@@ -8254,6 +8827,7 @@
   <w:style w:type="character" w:customStyle="1" w:styleId="47">
     <w:name w:val="Основной текст с отступом 3 Знак"/>
     <w:link w:val="15"/>
+    <w:qFormat/>
     <w:uiPriority w:val="0"/>
     <w:rPr>
       <w:rFonts w:ascii="Calibri" w:hAnsi="Calibri"/>
@@ -8264,6 +8838,7 @@
   <w:style w:type="character" w:customStyle="1" w:styleId="48">
     <w:name w:val="Чертежный Знак"/>
     <w:link w:val="35"/>
+    <w:qFormat/>
     <w:locked/>
     <w:uiPriority w:val="0"/>
     <w:rPr>
@@ -8540,10 +9115,20 @@
 </s:customData>
 </file>
 
+<file path=customXml/item2.xml><?xml version="1.0" encoding="utf-8"?>
+<b:Sources xmlns:b="http://schemas.openxmlformats.org/officeDocument/2006/bibliography" xmlns="http://schemas.openxmlformats.org/officeDocument/2006/bibliography" SelectedStyle="/APASixthEditionOfficeOnline.xsl" StyleName="APA" Version="6"/>
+</file>
+
 <file path=customXml/itemProps1.xml><?xml version="1.0" encoding="utf-8"?>
 <ds:datastoreItem xmlns:ds="http://schemas.openxmlformats.org/officeDocument/2006/customXml" ds:itemID="{B1977F7D-205B-4081-913C-38D41E755F92}">
   <ds:schemaRefs>
     <ds:schemaRef ds:uri="http://www.wps.cn/officeDocument/2013/wpsCustomData"/>
   </ds:schemaRefs>
 </ds:datastoreItem>
+</file>
+
+<file path=customXml/itemProps2.xml><?xml version="1.0" encoding="utf-8"?>
+<ds:datastoreItem xmlns:ds="http://schemas.openxmlformats.org/officeDocument/2006/customXml" ds:itemID="{83F52881-91B3-3749-B542-E0A48D057CBD}">
+  <ds:schemaRefs/>
+</ds:datastoreItem>
 </file>